--- a/fuentes/CF4_Fundamentos financieros para emprender_240201533.docx
+++ b/fuentes/CF4_Fundamentos financieros para emprender_240201533.docx
@@ -2285,19 +2285,7 @@
         <w:rPr>
           <w:b/>
         </w:rPr>
-        <w:t xml:space="preserve"> </w:t>
-      </w:r>
-      <w:r>
-        <w:rPr>
-          <w:b/>
-        </w:rPr>
-        <w:t>(e</w:t>
-      </w:r>
-      <w:r>
-        <w:rPr>
-          <w:b/>
-        </w:rPr>
-        <w:t>n miles de pesos)</w:t>
+        <w:t>.</w:t>
       </w:r>
     </w:p>
     <w:p>
@@ -9225,8 +9213,6 @@
             <w:r>
               <w:t>-</w:t>
             </w:r>
-            <w:bookmarkStart w:id="11" w:name="_GoBack"/>
-            <w:bookmarkEnd w:id="11"/>
           </w:p>
         </w:tc>
         <w:tc>
@@ -9610,19 +9596,19 @@
         </w:rPr>
         <w:t xml:space="preserve">Tabla 3. Punto de </w:t>
       </w:r>
-      <w:commentRangeStart w:id="12"/>
+      <w:commentRangeStart w:id="11"/>
       <w:r>
         <w:rPr>
           <w:b/>
         </w:rPr>
         <w:t>equilibrio</w:t>
       </w:r>
-      <w:commentRangeEnd w:id="12"/>
+      <w:commentRangeEnd w:id="11"/>
       <w:r>
         <w:rPr>
           <w:rStyle w:val="Refdecomentario"/>
         </w:rPr>
-        <w:commentReference w:id="12"/>
+        <w:commentReference w:id="11"/>
       </w:r>
     </w:p>
     <w:p>
@@ -14213,19 +14199,19 @@
         </w:rPr>
         <w:t xml:space="preserve">Tabla 4. Calculo costo </w:t>
       </w:r>
-      <w:commentRangeStart w:id="13"/>
+      <w:commentRangeStart w:id="12"/>
       <w:r>
         <w:rPr>
           <w:b/>
         </w:rPr>
         <w:t>capital</w:t>
       </w:r>
-      <w:commentRangeEnd w:id="13"/>
+      <w:commentRangeEnd w:id="12"/>
       <w:r>
         <w:rPr>
           <w:rStyle w:val="Refdecomentario"/>
         </w:rPr>
-        <w:commentReference w:id="13"/>
+        <w:commentReference w:id="12"/>
       </w:r>
     </w:p>
     <w:p>
@@ -15016,8 +15002,11 @@
             <w:pPr>
               <w:pStyle w:val="Normal0"/>
               <w:spacing w:line="360" w:lineRule="auto"/>
-              <w:jc w:val="both"/>
-            </w:pPr>
+              <w:jc w:val="center"/>
+            </w:pPr>
+            <w:r>
+              <w:t>No aplica</w:t>
+            </w:r>
           </w:p>
         </w:tc>
         <w:tc>
@@ -15046,7 +15035,19 @@
               <w:jc w:val="both"/>
             </w:pPr>
             <w:r>
-              <w:t>PER/GAN</w:t>
+              <w:t>PER</w:t>
+            </w:r>
+            <w:r>
+              <w:t xml:space="preserve"> </w:t>
+            </w:r>
+            <w:r>
+              <w:t>/</w:t>
+            </w:r>
+            <w:r>
+              <w:t xml:space="preserve"> </w:t>
+            </w:r>
+            <w:r>
+              <w:t>GAN</w:t>
             </w:r>
             <w:r>
               <w:t xml:space="preserve"> </w:t>
@@ -15196,7 +15197,7 @@
       <w:pPr>
         <w:pStyle w:val="Normal0"/>
       </w:pPr>
-      <w:commentRangeStart w:id="14"/>
+      <w:commentRangeStart w:id="13"/>
       <w:r>
         <w:rPr>
           <w:noProof/>
@@ -15244,12 +15245,12 @@
           </wp:inline>
         </w:drawing>
       </w:r>
-      <w:commentRangeEnd w:id="14"/>
+      <w:commentRangeEnd w:id="13"/>
       <w:r>
         <w:rPr>
           <w:rStyle w:val="Refdecomentario"/>
         </w:rPr>
-        <w:commentReference w:id="14"/>
+        <w:commentReference w:id="13"/>
       </w:r>
     </w:p>
     <w:p>
@@ -15903,7 +15904,7 @@
               </w:rPr>
               <w:t>https://www.youtube.com/watch?v=</w:t>
             </w:r>
-            <w:commentRangeStart w:id="15"/>
+            <w:commentRangeStart w:id="14"/>
             <w:r>
               <w:rPr>
                 <w:sz w:val="22"/>
@@ -15911,13 +15912,13 @@
               </w:rPr>
               <w:t>maVbxjCWgKQ</w:t>
             </w:r>
-            <w:commentRangeEnd w:id="15"/>
+            <w:commentRangeEnd w:id="14"/>
             <w:r>
               <w:rPr>
                 <w:rStyle w:val="Refdecomentario"/>
                 <w:b w:val="0"/>
               </w:rPr>
-              <w:commentReference w:id="15"/>
+              <w:commentReference w:id="14"/>
             </w:r>
           </w:p>
           <w:p>
@@ -16886,7 +16887,25 @@
                 <w:sz w:val="22"/>
                 <w:szCs w:val="22"/>
               </w:rPr>
-              <w:t>Ponto de equilibrio:</w:t>
+              <w:t>P</w:t>
+            </w:r>
+            <w:r>
+              <w:rPr>
+                <w:bCs/>
+                <w:sz w:val="22"/>
+                <w:szCs w:val="22"/>
+              </w:rPr>
+              <w:t>u</w:t>
+            </w:r>
+            <w:bookmarkStart w:id="15" w:name="_GoBack"/>
+            <w:bookmarkEnd w:id="15"/>
+            <w:r>
+              <w:rPr>
+                <w:bCs/>
+                <w:sz w:val="22"/>
+                <w:szCs w:val="22"/>
+              </w:rPr>
+              <w:t>nto de equilibrio:</w:t>
             </w:r>
           </w:p>
         </w:tc>
@@ -17486,14 +17505,26 @@
         <w:rPr>
           <w:iCs/>
         </w:rPr>
-        <w:t>proyectos.Bogotá.Editorial</w:t>
+        <w:t>proyectos.Bogotá</w:t>
       </w:r>
       <w:proofErr w:type="spellEnd"/>
       <w:r>
         <w:rPr>
           <w:iCs/>
         </w:rPr>
-        <w:t xml:space="preserve"> Universidad del Rosario.</w:t>
+        <w:t>.</w:t>
+      </w:r>
+      <w:r>
+        <w:rPr>
+          <w:iCs/>
+        </w:rPr>
+        <w:t xml:space="preserve"> </w:t>
+      </w:r>
+      <w:r>
+        <w:rPr>
+          <w:iCs/>
+        </w:rPr>
+        <w:t>Editorial Universidad del Rosario.</w:t>
       </w:r>
     </w:p>
     <w:p>
@@ -18742,7 +18773,10 @@
         <w:t>Texto alternativo: T</w:t>
       </w:r>
       <w:r>
-        <w:t>abla de costos fijos y variables con categorías de gastos y columnas vacías para registrar valores en miles de pesos.</w:t>
+        <w:t>abla de costos fijos y variables con categorías de ga</w:t>
+      </w:r>
+      <w:r>
+        <w:t>stos.</w:t>
       </w:r>
     </w:p>
   </w:comment>
@@ -18912,6 +18946,22 @@
       </w:r>
     </w:p>
   </w:comment>
+  <w:comment w:id="11" w:author="LauraPGM" w:date="2025-07-02T21:56:00Z" w:initials="L">
+    <w:p>
+      <w:pPr>
+        <w:pStyle w:val="Textocomentario"/>
+      </w:pPr>
+      <w:r>
+        <w:rPr>
+          <w:rStyle w:val="Refdecomentario"/>
+        </w:rPr>
+        <w:annotationRef/>
+      </w:r>
+      <w:r>
+        <w:t>Texto alternativo: Tabla con flujo de caja a 24 periodos, donde se registra una inversión inicial de -120.000.000 y flujos netos constantes de 4.000.000 anuales, resultantes de ingresos de 5.000.000 y egresos de 1.000.000 por periodo.</w:t>
+      </w:r>
+    </w:p>
+  </w:comment>
   <w:comment w:id="12" w:author="LauraPGM" w:date="2025-07-02T21:56:00Z" w:initials="L">
     <w:p>
       <w:pPr>
@@ -18924,11 +18974,11 @@
         <w:annotationRef/>
       </w:r>
       <w:r>
-        <w:t>Texto alternativo: Tabla con flujo de caja a 24 periodos, donde se registra una inversión inicial de -120.000.000 y flujos netos constantes de 4.000.000 anuales, resultantes de ingresos de 5.000.000 y egresos de 1.000.000 por periodo.</w:t>
+        <w:t>Texto alternativo: Tabla con fuentes de financiación: patrimonio y bancos, sus valores, porcentajes ponderados, costos individuales y costo de capital total del 1.9795 %.</w:t>
       </w:r>
     </w:p>
   </w:comment>
-  <w:comment w:id="13" w:author="LauraPGM" w:date="2025-07-02T21:56:00Z" w:initials="L">
+  <w:comment w:id="13" w:author="LauraPGM" w:date="2025-07-02T21:57:00Z" w:initials="L">
     <w:p>
       <w:pPr>
         <w:pStyle w:val="Textocomentario"/>
@@ -18940,27 +18990,11 @@
         <w:annotationRef/>
       </w:r>
       <w:r>
-        <w:t>Texto alternativo: Tabla con fuentes de financiación: patrimonio y bancos, sus valores, porcentajes ponderados, costos individuales y costo de capital total del 1.9795 %.</w:t>
+        <w:t>Texto alternativo: Esquema de los fundamentos financieros para emprender, organizados en tres categorías: presupuesto de costos, estados financieros e indicadores financieros.</w:t>
       </w:r>
     </w:p>
   </w:comment>
-  <w:comment w:id="14" w:author="LauraPGM" w:date="2025-07-02T21:57:00Z" w:initials="L">
-    <w:p>
-      <w:pPr>
-        <w:pStyle w:val="Textocomentario"/>
-      </w:pPr>
-      <w:r>
-        <w:rPr>
-          <w:rStyle w:val="Refdecomentario"/>
-        </w:rPr>
-        <w:annotationRef/>
-      </w:r>
-      <w:r>
-        <w:t>Texto alternativo: Esquema de los fundamentos financieros para emprender, organizados en tres categorías: presupuesto de costos, estados financieros e indicadores financieros.</w:t>
-      </w:r>
-    </w:p>
-  </w:comment>
-  <w:comment w:id="15" w:author="LauraPGM" w:date="2025-07-07T16:18:00Z" w:initials="L">
+  <w:comment w:id="14" w:author="LauraPGM" w:date="2025-07-07T16:18:00Z" w:initials="L">
     <w:p>
       <w:pPr>
         <w:pStyle w:val="Textocomentario"/>
@@ -25271,21 +25305,6 @@
 </file>
 
 <file path=customXml/item2.xml><?xml version="1.0" encoding="utf-8"?>
-<?mso-contentType ?>
-<FormTemplates xmlns="http://schemas.microsoft.com/sharepoint/v3/contenttype/forms">
-  <Display>DocumentLibraryForm</Display>
-  <Edit>DocumentLibraryForm</Edit>
-  <New>DocumentLibraryForm</New>
-</FormTemplates>
-</file>
-
-<file path=customXml/item3.xml><?xml version="1.0" encoding="utf-8"?>
-<go:gDocsCustomXmlDataStorage xmlns:go="http://customooxmlschemas.google.com/" xmlns:r="http://schemas.openxmlformats.org/officeDocument/2006/relationships">
-  <go:docsCustomData xmlns:go="http://customooxmlschemas.google.com/" roundtripDataSignature="AMtx7mh3w1sXrKwdjzYCxjbwPkf7wsIk5w==">AMUW2mWhRc/xLonLdtoI8dz4BVu2GREgE7++Eme5Ko+W5/2G+QfXPKxV7NwLPPaJ77IM2LrlHDguxVZnDKcg4iQIvJIe+zJ9DBWjUaWFI+z0k4HbdiCFsJo=</go:docsCustomData>
-</go:gDocsCustomXmlDataStorage>
-</file>
-
-<file path=customXml/item4.xml><?xml version="1.0" encoding="utf-8"?>
 <p:properties xmlns:p="http://schemas.microsoft.com/office/2006/metadata/properties" xmlns:xsi="http://www.w3.org/2001/XMLSchema-instance" xmlns:pc="http://schemas.microsoft.com/office/infopath/2007/PartnerControls">
   <documentManagement>
     <TaxCatchAll xmlns="cb45339b-ced9-4d0d-8f64-77573914d53b" xsi:nil="true"/>
@@ -25296,18 +25315,36 @@
 </p:properties>
 </file>
 
+<file path=customXml/item3.xml><?xml version="1.0" encoding="utf-8"?>
+<go:gDocsCustomXmlDataStorage xmlns:go="http://customooxmlschemas.google.com/" xmlns:r="http://schemas.openxmlformats.org/officeDocument/2006/relationships">
+  <go:docsCustomData xmlns:go="http://customooxmlschemas.google.com/" roundtripDataSignature="AMtx7mh3w1sXrKwdjzYCxjbwPkf7wsIk5w==">AMUW2mWhRc/xLonLdtoI8dz4BVu2GREgE7++Eme5Ko+W5/2G+QfXPKxV7NwLPPaJ77IM2LrlHDguxVZnDKcg4iQIvJIe+zJ9DBWjUaWFI+z0k4HbdiCFsJo=</go:docsCustomData>
+</go:gDocsCustomXmlDataStorage>
+</file>
+
+<file path=customXml/item4.xml><?xml version="1.0" encoding="utf-8"?>
+<?mso-contentType ?>
+<FormTemplates xmlns="http://schemas.microsoft.com/sharepoint/v3/contenttype/forms">
+  <Display>DocumentLibraryForm</Display>
+  <Edit>DocumentLibraryForm</Edit>
+  <New>DocumentLibraryForm</New>
+</FormTemplates>
+</file>
+
 <file path=customXml/item5.xml><?xml version="1.0" encoding="utf-8"?>
 <b:Sources xmlns:b="http://schemas.openxmlformats.org/officeDocument/2006/bibliography" xmlns="http://schemas.openxmlformats.org/officeDocument/2006/bibliography" SelectedStyle="\APASixthEditionOfficeOnline.xsl" StyleName="APA" Version="6"/>
 </file>
 
 <file path=customXml/itemProps1.xml><?xml version="1.0" encoding="utf-8"?>
-<ds:datastoreItem xmlns:ds="http://schemas.openxmlformats.org/officeDocument/2006/customXml" ds:itemID="{E802BA41-2E88-4E63-8EA6-F72057F02BD0}"/>
+<ds:datastoreItem xmlns:ds="http://schemas.openxmlformats.org/officeDocument/2006/customXml" ds:itemID="{CE541BA7-9CFB-4255-BFFB-2CEE50BC976F}"/>
 </file>
 
 <file path=customXml/itemProps2.xml><?xml version="1.0" encoding="utf-8"?>
-<ds:datastoreItem xmlns:ds="http://schemas.openxmlformats.org/officeDocument/2006/customXml" ds:itemID="{83102ECF-E44F-4F73-A78F-FE313D1BFB9A}">
+<ds:datastoreItem xmlns:ds="http://schemas.openxmlformats.org/officeDocument/2006/customXml" ds:itemID="{9D9B1A75-0210-4935-8179-95DF20A26AD1}">
   <ds:schemaRefs>
-    <ds:schemaRef ds:uri="http://schemas.microsoft.com/sharepoint/v3/contenttype/forms"/>
+    <ds:schemaRef ds:uri="http://schemas.microsoft.com/office/2006/metadata/properties"/>
+    <ds:schemaRef ds:uri="http://schemas.microsoft.com/office/infopath/2007/PartnerControls"/>
+    <ds:schemaRef ds:uri="1d52d4bc-3f95-4709-b359-1b96840d7671"/>
+    <ds:schemaRef ds:uri="8d1bea48-6525-4b05-8cf5-c6ad0dd5b02f"/>
   </ds:schemaRefs>
 </ds:datastoreItem>
 </file>
@@ -25322,18 +25359,15 @@
 </file>
 
 <file path=customXml/itemProps4.xml><?xml version="1.0" encoding="utf-8"?>
-<ds:datastoreItem xmlns:ds="http://schemas.openxmlformats.org/officeDocument/2006/customXml" ds:itemID="{9D9B1A75-0210-4935-8179-95DF20A26AD1}">
+<ds:datastoreItem xmlns:ds="http://schemas.openxmlformats.org/officeDocument/2006/customXml" ds:itemID="{83102ECF-E44F-4F73-A78F-FE313D1BFB9A}">
   <ds:schemaRefs>
-    <ds:schemaRef ds:uri="http://schemas.microsoft.com/office/2006/metadata/properties"/>
-    <ds:schemaRef ds:uri="http://schemas.microsoft.com/office/infopath/2007/PartnerControls"/>
-    <ds:schemaRef ds:uri="1d52d4bc-3f95-4709-b359-1b96840d7671"/>
-    <ds:schemaRef ds:uri="8d1bea48-6525-4b05-8cf5-c6ad0dd5b02f"/>
+    <ds:schemaRef ds:uri="http://schemas.microsoft.com/sharepoint/v3/contenttype/forms"/>
   </ds:schemaRefs>
 </ds:datastoreItem>
 </file>
 
 <file path=customXml/itemProps5.xml><?xml version="1.0" encoding="utf-8"?>
-<ds:datastoreItem xmlns:ds="http://schemas.openxmlformats.org/officeDocument/2006/customXml" ds:itemID="{B9435F64-2743-416E-9C8E-9564EDF97F50}">
+<ds:datastoreItem xmlns:ds="http://schemas.openxmlformats.org/officeDocument/2006/customXml" ds:itemID="{6203D73F-232C-4A16-8125-06A47DCDAF9C}">
   <ds:schemaRefs>
     <ds:schemaRef ds:uri="http://schemas.openxmlformats.org/officeDocument/2006/bibliography"/>
   </ds:schemaRefs>

--- a/fuentes/CF4_Fundamentos financieros para emprender_240201533.docx
+++ b/fuentes/CF4_Fundamentos financieros para emprender_240201533.docx
@@ -14231,11 +14231,11 @@
         <w:tblLook w:val="04A0" w:firstRow="1" w:lastRow="0" w:firstColumn="1" w:lastColumn="0" w:noHBand="0" w:noVBand="1"/>
       </w:tblPr>
       <w:tblGrid>
-        <w:gridCol w:w="1588"/>
+        <w:gridCol w:w="1589"/>
         <w:gridCol w:w="1780"/>
         <w:gridCol w:w="2013"/>
-        <w:gridCol w:w="1738"/>
-        <w:gridCol w:w="2837"/>
+        <w:gridCol w:w="1559"/>
+        <w:gridCol w:w="3015"/>
       </w:tblGrid>
       <w:tr>
         <w:trPr>
@@ -14243,7 +14243,7 @@
         </w:trPr>
         <w:tc>
           <w:tcPr>
-            <w:tcW w:w="797" w:type="pct"/>
+            <w:tcW w:w="798" w:type="pct"/>
             <w:tcBorders>
               <w:top w:val="single" w:sz="6" w:space="0" w:color="E8E8E8"/>
               <w:left w:val="single" w:sz="6" w:space="0" w:color="E8E8E8"/>
@@ -14378,7 +14378,7 @@
         </w:tc>
         <w:tc>
           <w:tcPr>
-            <w:tcW w:w="873" w:type="pct"/>
+            <w:tcW w:w="783" w:type="pct"/>
             <w:tcBorders>
               <w:top w:val="single" w:sz="6" w:space="0" w:color="E8E8E8"/>
               <w:left w:val="single" w:sz="6" w:space="0" w:color="E8E8E8"/>
@@ -14423,7 +14423,7 @@
         </w:tc>
         <w:tc>
           <w:tcPr>
-            <w:tcW w:w="1425" w:type="pct"/>
+            <w:tcW w:w="1515" w:type="pct"/>
             <w:tcBorders>
               <w:top w:val="single" w:sz="6" w:space="0" w:color="E8E8E8"/>
               <w:left w:val="single" w:sz="6" w:space="0" w:color="E8E8E8"/>
@@ -14470,7 +14470,7 @@
       <w:tr>
         <w:tc>
           <w:tcPr>
-            <w:tcW w:w="797" w:type="pct"/>
+            <w:tcW w:w="798" w:type="pct"/>
             <w:tcBorders>
               <w:top w:val="single" w:sz="6" w:space="0" w:color="E8E8E8"/>
               <w:left w:val="single" w:sz="6" w:space="0" w:color="E8E8E8"/>
@@ -14569,7 +14569,7 @@
         </w:tc>
         <w:tc>
           <w:tcPr>
-            <w:tcW w:w="873" w:type="pct"/>
+            <w:tcW w:w="783" w:type="pct"/>
             <w:tcBorders>
               <w:top w:val="single" w:sz="6" w:space="0" w:color="E8E8E8"/>
               <w:left w:val="single" w:sz="6" w:space="0" w:color="E8E8E8"/>
@@ -14605,7 +14605,7 @@
         </w:tc>
         <w:tc>
           <w:tcPr>
-            <w:tcW w:w="1425" w:type="pct"/>
+            <w:tcW w:w="1515" w:type="pct"/>
             <w:tcBorders>
               <w:top w:val="single" w:sz="6" w:space="0" w:color="E8E8E8"/>
               <w:left w:val="single" w:sz="6" w:space="0" w:color="E8E8E8"/>
@@ -14646,7 +14646,7 @@
         </w:trPr>
         <w:tc>
           <w:tcPr>
-            <w:tcW w:w="797" w:type="pct"/>
+            <w:tcW w:w="798" w:type="pct"/>
             <w:tcBorders>
               <w:top w:val="single" w:sz="6" w:space="0" w:color="E8E8E8"/>
               <w:left w:val="single" w:sz="6" w:space="0" w:color="E8E8E8"/>
@@ -14745,7 +14745,7 @@
         </w:tc>
         <w:tc>
           <w:tcPr>
-            <w:tcW w:w="873" w:type="pct"/>
+            <w:tcW w:w="783" w:type="pct"/>
             <w:tcBorders>
               <w:top w:val="single" w:sz="6" w:space="0" w:color="E8E8E8"/>
               <w:left w:val="single" w:sz="6" w:space="0" w:color="E8E8E8"/>
@@ -14781,7 +14781,7 @@
         </w:tc>
         <w:tc>
           <w:tcPr>
-            <w:tcW w:w="1425" w:type="pct"/>
+            <w:tcW w:w="1515" w:type="pct"/>
             <w:tcBorders>
               <w:top w:val="single" w:sz="6" w:space="0" w:color="E8E8E8"/>
               <w:left w:val="single" w:sz="6" w:space="0" w:color="E8E8E8"/>
@@ -14819,7 +14819,7 @@
       <w:tr>
         <w:tc>
           <w:tcPr>
-            <w:tcW w:w="797" w:type="pct"/>
+            <w:tcW w:w="798" w:type="pct"/>
             <w:tcBorders>
               <w:top w:val="single" w:sz="6" w:space="0" w:color="E8E8E8"/>
               <w:left w:val="single" w:sz="6" w:space="0" w:color="E8E8E8"/>
@@ -14912,7 +14912,7 @@
         </w:tc>
         <w:tc>
           <w:tcPr>
-            <w:tcW w:w="873" w:type="pct"/>
+            <w:tcW w:w="783" w:type="pct"/>
             <w:tcBorders>
               <w:top w:val="single" w:sz="6" w:space="0" w:color="E8E8E8"/>
               <w:left w:val="single" w:sz="6" w:space="0" w:color="E8E8E8"/>
@@ -14948,7 +14948,7 @@
         </w:tc>
         <w:tc>
           <w:tcPr>
-            <w:tcW w:w="1425" w:type="pct"/>
+            <w:tcW w:w="1515" w:type="pct"/>
             <w:tcBorders>
               <w:top w:val="single" w:sz="6" w:space="0" w:color="E8E8E8"/>
               <w:left w:val="single" w:sz="6" w:space="0" w:color="E8E8E8"/>
@@ -15011,7 +15011,7 @@
         </w:tc>
         <w:tc>
           <w:tcPr>
-            <w:tcW w:w="873" w:type="pct"/>
+            <w:tcW w:w="783" w:type="pct"/>
             <w:tcBorders>
               <w:top w:val="single" w:sz="6" w:space="0" w:color="E8E8E8"/>
               <w:left w:val="single" w:sz="6" w:space="0" w:color="E8E8E8"/>
@@ -15035,31 +15035,28 @@
               <w:jc w:val="both"/>
             </w:pPr>
             <w:r>
-              <w:t>PER</w:t>
+              <w:t xml:space="preserve">Perdida </w:t>
+            </w:r>
+            <w:r>
+              <w:t>/</w:t>
             </w:r>
             <w:r>
               <w:t xml:space="preserve"> </w:t>
             </w:r>
             <w:r>
-              <w:t>/</w:t>
+              <w:t>Ganancia</w:t>
             </w:r>
             <w:r>
               <w:t xml:space="preserve"> </w:t>
             </w:r>
             <w:r>
-              <w:t>GAN</w:t>
-            </w:r>
-            <w:r>
-              <w:t xml:space="preserve"> </w:t>
-            </w:r>
-            <w:r>
               <w:t>%</w:t>
             </w:r>
           </w:p>
         </w:tc>
         <w:tc>
           <w:tcPr>
-            <w:tcW w:w="1425" w:type="pct"/>
+            <w:tcW w:w="1515" w:type="pct"/>
             <w:tcBorders>
               <w:top w:val="single" w:sz="6" w:space="0" w:color="E8E8E8"/>
               <w:left w:val="single" w:sz="6" w:space="0" w:color="E8E8E8"/>
@@ -15088,6 +15085,8 @@
             <w:r>
               <w:t xml:space="preserve"> </w:t>
             </w:r>
+            <w:bookmarkStart w:id="13" w:name="_GoBack"/>
+            <w:bookmarkEnd w:id="13"/>
             <w:r>
               <w:t>3.6926</w:t>
             </w:r>
@@ -15197,7 +15196,7 @@
       <w:pPr>
         <w:pStyle w:val="Normal0"/>
       </w:pPr>
-      <w:commentRangeStart w:id="13"/>
+      <w:commentRangeStart w:id="14"/>
       <w:r>
         <w:rPr>
           <w:noProof/>
@@ -15245,12 +15244,12 @@
           </wp:inline>
         </w:drawing>
       </w:r>
-      <w:commentRangeEnd w:id="13"/>
+      <w:commentRangeEnd w:id="14"/>
       <w:r>
         <w:rPr>
           <w:rStyle w:val="Refdecomentario"/>
         </w:rPr>
-        <w:commentReference w:id="13"/>
+        <w:commentReference w:id="14"/>
       </w:r>
     </w:p>
     <w:p>
@@ -15904,7 +15903,7 @@
               </w:rPr>
               <w:t>https://www.youtube.com/watch?v=</w:t>
             </w:r>
-            <w:commentRangeStart w:id="14"/>
+            <w:commentRangeStart w:id="15"/>
             <w:r>
               <w:rPr>
                 <w:sz w:val="22"/>
@@ -15912,13 +15911,13 @@
               </w:rPr>
               <w:t>maVbxjCWgKQ</w:t>
             </w:r>
-            <w:commentRangeEnd w:id="14"/>
+            <w:commentRangeEnd w:id="15"/>
             <w:r>
               <w:rPr>
                 <w:rStyle w:val="Refdecomentario"/>
                 <w:b w:val="0"/>
               </w:rPr>
-              <w:commentReference w:id="14"/>
+              <w:commentReference w:id="15"/>
             </w:r>
           </w:p>
           <w:p>
@@ -16897,8 +16896,6 @@
               </w:rPr>
               <w:t>u</w:t>
             </w:r>
-            <w:bookmarkStart w:id="15" w:name="_GoBack"/>
-            <w:bookmarkEnd w:id="15"/>
             <w:r>
               <w:rPr>
                 <w:bCs/>
@@ -18978,7 +18975,7 @@
       </w:r>
     </w:p>
   </w:comment>
-  <w:comment w:id="13" w:author="LauraPGM" w:date="2025-07-02T21:57:00Z" w:initials="L">
+  <w:comment w:id="14" w:author="LauraPGM" w:date="2025-07-02T21:57:00Z" w:initials="L">
     <w:p>
       <w:pPr>
         <w:pStyle w:val="Textocomentario"/>
@@ -18994,7 +18991,7 @@
       </w:r>
     </w:p>
   </w:comment>
-  <w:comment w:id="14" w:author="LauraPGM" w:date="2025-07-07T16:18:00Z" w:initials="L">
+  <w:comment w:id="15" w:author="LauraPGM" w:date="2025-07-07T16:18:00Z" w:initials="L">
     <w:p>
       <w:pPr>
         <w:pStyle w:val="Textocomentario"/>
@@ -25070,6 +25067,32 @@
 </file>
 
 <file path=customXml/item1.xml><?xml version="1.0" encoding="utf-8"?>
+<?mso-contentType ?>
+<FormTemplates xmlns="http://schemas.microsoft.com/sharepoint/v3/contenttype/forms">
+  <Display>DocumentLibraryForm</Display>
+  <Edit>DocumentLibraryForm</Edit>
+  <New>DocumentLibraryForm</New>
+</FormTemplates>
+</file>
+
+<file path=customXml/item2.xml><?xml version="1.0" encoding="utf-8"?>
+<go:gDocsCustomXmlDataStorage xmlns:go="http://customooxmlschemas.google.com/" xmlns:r="http://schemas.openxmlformats.org/officeDocument/2006/relationships">
+  <go:docsCustomData xmlns:go="http://customooxmlschemas.google.com/" roundtripDataSignature="AMtx7mh3w1sXrKwdjzYCxjbwPkf7wsIk5w==">AMUW2mWhRc/xLonLdtoI8dz4BVu2GREgE7++Eme5Ko+W5/2G+QfXPKxV7NwLPPaJ77IM2LrlHDguxVZnDKcg4iQIvJIe+zJ9DBWjUaWFI+z0k4HbdiCFsJo=</go:docsCustomData>
+</go:gDocsCustomXmlDataStorage>
+</file>
+
+<file path=customXml/item3.xml><?xml version="1.0" encoding="utf-8"?>
+<p:properties xmlns:p="http://schemas.microsoft.com/office/2006/metadata/properties" xmlns:xsi="http://www.w3.org/2001/XMLSchema-instance" xmlns:pc="http://schemas.microsoft.com/office/infopath/2007/PartnerControls">
+  <documentManagement>
+    <TaxCatchAll xmlns="cb45339b-ced9-4d0d-8f64-77573914d53b" xsi:nil="true"/>
+    <lcf76f155ced4ddcb4097134ff3c332f xmlns="43a3ca16-9c26-4813-b83f-4aec9927b43f">
+      <Terms xmlns="http://schemas.microsoft.com/office/infopath/2007/PartnerControls"/>
+    </lcf76f155ced4ddcb4097134ff3c332f>
+  </documentManagement>
+</p:properties>
+</file>
+
+<file path=customXml/item4.xml><?xml version="1.0" encoding="utf-8"?>
 <ct:contentTypeSchema xmlns:ct="http://schemas.microsoft.com/office/2006/metadata/contentType" xmlns:ma="http://schemas.microsoft.com/office/2006/metadata/properties/metaAttributes" ct:_="" ma:_="" ma:contentTypeName="Documento" ma:contentTypeID="0x01010049282E1EDBE9234EA9E6D38F720E265F" ma:contentTypeVersion="15" ma:contentTypeDescription="Crear nuevo documento." ma:contentTypeScope="" ma:versionID="b31c7aa9eaf043a08b87120b3c4916e3">
   <xsd:schema xmlns:xsd="http://www.w3.org/2001/XMLSchema" xmlns:xs="http://www.w3.org/2001/XMLSchema" xmlns:p="http://schemas.microsoft.com/office/2006/metadata/properties" xmlns:ns2="cb45339b-ced9-4d0d-8f64-77573914d53b" xmlns:ns3="43a3ca16-9c26-4813-b83f-4aec9927b43f" targetNamespace="http://schemas.microsoft.com/office/2006/metadata/properties" ma:root="true" ma:fieldsID="3533d065b04d75c457075bc55f1f5315" ns2:_="" ns3:_="">
     <xsd:import namespace="cb45339b-ced9-4d0d-8f64-77573914d53b"/>
@@ -25304,41 +25327,28 @@
 </ct:contentTypeSchema>
 </file>
 
-<file path=customXml/item2.xml><?xml version="1.0" encoding="utf-8"?>
-<p:properties xmlns:p="http://schemas.microsoft.com/office/2006/metadata/properties" xmlns:xsi="http://www.w3.org/2001/XMLSchema-instance" xmlns:pc="http://schemas.microsoft.com/office/infopath/2007/PartnerControls">
-  <documentManagement>
-    <TaxCatchAll xmlns="cb45339b-ced9-4d0d-8f64-77573914d53b" xsi:nil="true"/>
-    <lcf76f155ced4ddcb4097134ff3c332f xmlns="43a3ca16-9c26-4813-b83f-4aec9927b43f">
-      <Terms xmlns="http://schemas.microsoft.com/office/infopath/2007/PartnerControls"/>
-    </lcf76f155ced4ddcb4097134ff3c332f>
-  </documentManagement>
-</p:properties>
-</file>
-
-<file path=customXml/item3.xml><?xml version="1.0" encoding="utf-8"?>
-<go:gDocsCustomXmlDataStorage xmlns:go="http://customooxmlschemas.google.com/" xmlns:r="http://schemas.openxmlformats.org/officeDocument/2006/relationships">
-  <go:docsCustomData xmlns:go="http://customooxmlschemas.google.com/" roundtripDataSignature="AMtx7mh3w1sXrKwdjzYCxjbwPkf7wsIk5w==">AMUW2mWhRc/xLonLdtoI8dz4BVu2GREgE7++Eme5Ko+W5/2G+QfXPKxV7NwLPPaJ77IM2LrlHDguxVZnDKcg4iQIvJIe+zJ9DBWjUaWFI+z0k4HbdiCFsJo=</go:docsCustomData>
-</go:gDocsCustomXmlDataStorage>
-</file>
-
-<file path=customXml/item4.xml><?xml version="1.0" encoding="utf-8"?>
-<?mso-contentType ?>
-<FormTemplates xmlns="http://schemas.microsoft.com/sharepoint/v3/contenttype/forms">
-  <Display>DocumentLibraryForm</Display>
-  <Edit>DocumentLibraryForm</Edit>
-  <New>DocumentLibraryForm</New>
-</FormTemplates>
-</file>
-
 <file path=customXml/item5.xml><?xml version="1.0" encoding="utf-8"?>
 <b:Sources xmlns:b="http://schemas.openxmlformats.org/officeDocument/2006/bibliography" xmlns="http://schemas.openxmlformats.org/officeDocument/2006/bibliography" SelectedStyle="\APASixthEditionOfficeOnline.xsl" StyleName="APA" Version="6"/>
 </file>
 
 <file path=customXml/itemProps1.xml><?xml version="1.0" encoding="utf-8"?>
-<ds:datastoreItem xmlns:ds="http://schemas.openxmlformats.org/officeDocument/2006/customXml" ds:itemID="{CE541BA7-9CFB-4255-BFFB-2CEE50BC976F}"/>
+<ds:datastoreItem xmlns:ds="http://schemas.openxmlformats.org/officeDocument/2006/customXml" ds:itemID="{83102ECF-E44F-4F73-A78F-FE313D1BFB9A}">
+  <ds:schemaRefs>
+    <ds:schemaRef ds:uri="http://schemas.microsoft.com/sharepoint/v3/contenttype/forms"/>
+  </ds:schemaRefs>
+</ds:datastoreItem>
 </file>
 
 <file path=customXml/itemProps2.xml><?xml version="1.0" encoding="utf-8"?>
+<ds:datastoreItem xmlns:ds="http://schemas.openxmlformats.org/officeDocument/2006/customXml" ds:itemID="{11111111-1234-1234-1234-123412341234}">
+  <ds:schemaRefs>
+    <ds:schemaRef ds:uri="http://customooxmlschemas.google.com/"/>
+    <ds:schemaRef ds:uri="http://schemas.openxmlformats.org/officeDocument/2006/relationships"/>
+  </ds:schemaRefs>
+</ds:datastoreItem>
+</file>
+
+<file path=customXml/itemProps3.xml><?xml version="1.0" encoding="utf-8"?>
 <ds:datastoreItem xmlns:ds="http://schemas.openxmlformats.org/officeDocument/2006/customXml" ds:itemID="{9D9B1A75-0210-4935-8179-95DF20A26AD1}">
   <ds:schemaRefs>
     <ds:schemaRef ds:uri="http://schemas.microsoft.com/office/2006/metadata/properties"/>
@@ -25349,25 +25359,12 @@
 </ds:datastoreItem>
 </file>
 
-<file path=customXml/itemProps3.xml><?xml version="1.0" encoding="utf-8"?>
-<ds:datastoreItem xmlns:ds="http://schemas.openxmlformats.org/officeDocument/2006/customXml" ds:itemID="{11111111-1234-1234-1234-123412341234}">
-  <ds:schemaRefs>
-    <ds:schemaRef ds:uri="http://customooxmlschemas.google.com/"/>
-    <ds:schemaRef ds:uri="http://schemas.openxmlformats.org/officeDocument/2006/relationships"/>
-  </ds:schemaRefs>
-</ds:datastoreItem>
-</file>
-
 <file path=customXml/itemProps4.xml><?xml version="1.0" encoding="utf-8"?>
-<ds:datastoreItem xmlns:ds="http://schemas.openxmlformats.org/officeDocument/2006/customXml" ds:itemID="{83102ECF-E44F-4F73-A78F-FE313D1BFB9A}">
-  <ds:schemaRefs>
-    <ds:schemaRef ds:uri="http://schemas.microsoft.com/sharepoint/v3/contenttype/forms"/>
-  </ds:schemaRefs>
-</ds:datastoreItem>
+<ds:datastoreItem xmlns:ds="http://schemas.openxmlformats.org/officeDocument/2006/customXml" ds:itemID="{23A70652-28B5-46E1-9DAA-A4A40FD272B9}"/>
 </file>
 
 <file path=customXml/itemProps5.xml><?xml version="1.0" encoding="utf-8"?>
-<ds:datastoreItem xmlns:ds="http://schemas.openxmlformats.org/officeDocument/2006/customXml" ds:itemID="{6203D73F-232C-4A16-8125-06A47DCDAF9C}">
+<ds:datastoreItem xmlns:ds="http://schemas.openxmlformats.org/officeDocument/2006/customXml" ds:itemID="{1E44916D-036C-4A24-A887-9F74FA44AD67}">
   <ds:schemaRefs>
     <ds:schemaRef ds:uri="http://schemas.openxmlformats.org/officeDocument/2006/bibliography"/>
   </ds:schemaRefs>

--- a/fuentes/CF4_Fundamentos financieros para emprender_240201533.docx
+++ b/fuentes/CF4_Fundamentos financieros para emprender_240201533.docx
@@ -880,7 +880,7 @@
         <w:t>.</w:t>
       </w:r>
       <w:r>
-        <w:t xml:space="preserve"> Tasa Interna de O</w:t>
+        <w:t xml:space="preserve"> Tasa interna de o</w:t>
       </w:r>
       <w:r>
         <w:t>portunidad (TIO)</w:t>
@@ -893,7 +893,16 @@
         <w:ind w:left="360"/>
       </w:pPr>
       <w:r>
-        <w:t>3.3. Valor Actual Neto (VAN) o Valor Presente Neto (VPN)</w:t>
+        <w:t>3.3. Valor a</w:t>
+      </w:r>
+      <w:r>
+        <w:t>ctu</w:t>
+      </w:r>
+      <w:r>
+        <w:t>al neto (VAN) o valor presente n</w:t>
+      </w:r>
+      <w:r>
+        <w:t>eto (VPN)</w:t>
       </w:r>
     </w:p>
     <w:p>
@@ -903,7 +912,10 @@
         <w:ind w:left="360"/>
       </w:pPr>
       <w:r>
-        <w:t>3.4 Tasa Interna de Retorno (TIR)</w:t>
+        <w:t>3.4 Tasa interna de r</w:t>
+      </w:r>
+      <w:r>
+        <w:t>etorno (TIR)</w:t>
       </w:r>
     </w:p>
     <w:p>
@@ -1506,11 +1518,7 @@
         <w:t>Mano de obra indirecta:</w:t>
       </w:r>
       <w:r>
-        <w:t xml:space="preserve"> se refiere al personal que no participa directamente en la fabricación, pero cuya labor es esencial para apoyar el proceso productivo. Incluye cargos </w:t>
-      </w:r>
-      <w:r>
-        <w:lastRenderedPageBreak/>
-        <w:t>como supervisores, asistentes administrativos, personal de mantenimiento, vigilantes, entre otros.</w:t>
+        <w:t xml:space="preserve"> se refiere al personal que no participa directamente en la fabricación, pero cuya labor es esencial para apoyar el proceso productivo. Incluye cargos como supervisores, asistentes administrativos, personal de mantenimiento, vigilantes, entre otros.</w:t>
       </w:r>
     </w:p>
     <w:p>
@@ -1728,11 +1736,7 @@
         <w:t>intereses</w:t>
       </w:r>
       <w:r>
-        <w:t xml:space="preserve"> generados por las deudas adquiridas, pero también incluyen otros costos </w:t>
-      </w:r>
-      <w:r>
-        <w:lastRenderedPageBreak/>
-        <w:t>relacionados con operaciones financieras.</w:t>
+        <w:t xml:space="preserve"> generados por las deudas adquiridas, pero también incluyen otros costos relacionados con operaciones financieras.</w:t>
       </w:r>
       <w:r>
         <w:br/>
@@ -2242,7 +2246,10 @@
         <w:spacing w:line="360" w:lineRule="auto"/>
       </w:pPr>
       <w:r>
-        <w:t>El siguiente cuadro, sirve de ejemplo para clasificar los costos fijos y variables:</w:t>
+        <w:t>La siguiente tabla</w:t>
+      </w:r>
+      <w:r>
+        <w:t>, sirve de ejemplo para clasificar los costos fijos y variables:</w:t>
       </w:r>
     </w:p>
     <w:p>
@@ -2819,7 +2826,6 @@
                 <w:b/>
                 <w:bCs/>
               </w:rPr>
-              <w:lastRenderedPageBreak/>
               <w:t>TOTAL</w:t>
             </w:r>
           </w:p>
@@ -3151,7 +3157,6 @@
         <w:rPr>
           <w:b/>
         </w:rPr>
-        <w:lastRenderedPageBreak/>
         <w:t>P</w:t>
       </w:r>
       <w:r>
@@ -3507,6 +3512,7 @@
         <w:spacing w:line="360" w:lineRule="auto"/>
       </w:pPr>
       <w:r>
+        <w:lastRenderedPageBreak/>
         <w:t>Este valor deberá analizarse frente al mercado para garantizar que sea competitivo y atractivo para el consumidor.</w:t>
       </w:r>
     </w:p>
@@ -3747,55 +3753,49 @@
         <w:rPr>
           <w:bCs/>
         </w:rPr>
-        <w:t xml:space="preserve">desempeño futuro del </w:t>
-      </w:r>
-      <w:r>
-        <w:rPr>
-          <w:bCs/>
-        </w:rPr>
+        <w:t>desempeño futuro del proyecto</w:t>
+      </w:r>
+      <w:r>
+        <w:t>, ayudando a minimizar riesgos, optimizar recursos y planificar estratégicamente el crecimiento de la empresa.</w:t>
+      </w:r>
+    </w:p>
+    <w:p>
+      <w:pPr>
+        <w:pStyle w:val="Normal0"/>
+        <w:spacing w:line="360" w:lineRule="auto"/>
+        <w:rPr>
+          <w:b/>
+        </w:rPr>
+      </w:pPr>
+    </w:p>
+    <w:p>
+      <w:pPr>
+        <w:pStyle w:val="Normal0"/>
+        <w:spacing w:line="360" w:lineRule="auto"/>
+        <w:rPr>
+          <w:b/>
+        </w:rPr>
+      </w:pPr>
+      <w:r>
+        <w:rPr>
+          <w:b/>
+        </w:rPr>
+        <w:t>2.1. Balance inicial</w:t>
+      </w:r>
+    </w:p>
+    <w:p>
+      <w:pPr>
+        <w:pStyle w:val="Normal0"/>
+        <w:spacing w:line="360" w:lineRule="auto"/>
+      </w:pPr>
+    </w:p>
+    <w:p>
+      <w:pPr>
+        <w:pStyle w:val="Normal0"/>
+        <w:spacing w:line="360" w:lineRule="auto"/>
+      </w:pPr>
+      <w:r>
         <w:lastRenderedPageBreak/>
-        <w:t>proyecto</w:t>
-      </w:r>
-      <w:r>
-        <w:t>, ayudando a minimizar riesgos, optimizar recursos y planificar estratégicamente el crecimiento de la empresa.</w:t>
-      </w:r>
-    </w:p>
-    <w:p>
-      <w:pPr>
-        <w:pStyle w:val="Normal0"/>
-        <w:spacing w:line="360" w:lineRule="auto"/>
-        <w:rPr>
-          <w:b/>
-        </w:rPr>
-      </w:pPr>
-    </w:p>
-    <w:p>
-      <w:pPr>
-        <w:pStyle w:val="Normal0"/>
-        <w:spacing w:line="360" w:lineRule="auto"/>
-        <w:rPr>
-          <w:b/>
-        </w:rPr>
-      </w:pPr>
-      <w:r>
-        <w:rPr>
-          <w:b/>
-        </w:rPr>
-        <w:t>2.1. Balance inicial</w:t>
-      </w:r>
-    </w:p>
-    <w:p>
-      <w:pPr>
-        <w:pStyle w:val="Normal0"/>
-        <w:spacing w:line="360" w:lineRule="auto"/>
-      </w:pPr>
-    </w:p>
-    <w:p>
-      <w:pPr>
-        <w:pStyle w:val="Normal0"/>
-        <w:spacing w:line="360" w:lineRule="auto"/>
-      </w:pPr>
-      <w:r>
         <w:t xml:space="preserve">El </w:t>
       </w:r>
       <w:r>
@@ -4170,9 +4170,20 @@
         <w:spacing w:line="360" w:lineRule="auto"/>
       </w:pPr>
       <w:r>
-        <w:lastRenderedPageBreak/>
         <w:t>Este estado debe ser elaborado con precisión y con base en información real, ya que será el punto de partida para evaluar el desempeño financiero de la empresa a lo largo del tiempo.</w:t>
       </w:r>
+    </w:p>
+    <w:p>
+      <w:pPr>
+        <w:pStyle w:val="Normal0"/>
+        <w:spacing w:line="360" w:lineRule="auto"/>
+      </w:pPr>
+    </w:p>
+    <w:p>
+      <w:pPr>
+        <w:pStyle w:val="Normal0"/>
+        <w:spacing w:line="360" w:lineRule="auto"/>
+      </w:pPr>
     </w:p>
     <w:p>
       <w:pPr>
@@ -4191,6 +4202,7 @@
           <w:noProof/>
           <w:lang w:eastAsia="es-CO"/>
         </w:rPr>
+        <w:lastRenderedPageBreak/>
         <mc:AlternateContent>
           <mc:Choice Requires="wps">
             <w:drawing>
@@ -4522,11 +4534,7 @@
         <w:t>flujo de efectivo proyectado o presupuestado</w:t>
       </w:r>
       <w:r>
-        <w:t xml:space="preserve">, utilizado en </w:t>
-      </w:r>
-      <w:r>
-        <w:lastRenderedPageBreak/>
-        <w:t>la planificación financiera y la formulación de proyectos, ya que anticipa el comportamiento del efectivo en función de variables como ventas, costos, inversiones, gastos operacionales y necesidades de financiación.</w:t>
+        <w:t>, utilizado en la planificación financiera y la formulación de proyectos, ya que anticipa el comportamiento del efectivo en función de variables como ventas, costos, inversiones, gastos operacionales y necesidades de financiación.</w:t>
       </w:r>
     </w:p>
     <w:p>
@@ -4706,7 +4714,13 @@
         <w:rPr>
           <w:bCs/>
         </w:rPr>
-        <w:t>Valor Presente Neto (VPN)</w:t>
+        <w:t>valor presente n</w:t>
+      </w:r>
+      <w:r>
+        <w:rPr>
+          <w:bCs/>
+        </w:rPr>
+        <w:t>eto (VPN)</w:t>
       </w:r>
       <w:r>
         <w:t xml:space="preserve"> o el </w:t>
@@ -4715,7 +4729,13 @@
         <w:rPr>
           <w:bCs/>
         </w:rPr>
-        <w:t>Costo Anual Equivalente (CAE)</w:t>
+        <w:t>costo anual e</w:t>
+      </w:r>
+      <w:r>
+        <w:rPr>
+          <w:bCs/>
+        </w:rPr>
+        <w:t>quivalente (CAE)</w:t>
       </w:r>
       <w:r>
         <w:t>, herramientas clave en la evaluación financiera.</w:t>
@@ -4863,22 +4883,22 @@
         <w:spacing w:line="360" w:lineRule="auto"/>
       </w:pPr>
       <w:r>
+        <w:t>La construcción del flujo proyectado debe estar alineada con otras variables determinadas en los estudios de mercado, técnicos y financieros del proyecto, como el nivel de producción, precios, inversiones estimadas y estructura de costos.</w:t>
+      </w:r>
+    </w:p>
+    <w:p>
+      <w:pPr>
+        <w:pStyle w:val="Normal0"/>
+        <w:spacing w:line="360" w:lineRule="auto"/>
+      </w:pPr>
+    </w:p>
+    <w:p>
+      <w:pPr>
+        <w:pStyle w:val="Normal0"/>
+        <w:spacing w:line="360" w:lineRule="auto"/>
+      </w:pPr>
+      <w:r>
         <w:lastRenderedPageBreak/>
-        <w:t>La construcción del flujo proyectado debe estar alineada con otras variables determinadas en los estudios de mercado, técnicos y financieros del proyecto, como el nivel de producción, precios, inversiones estimadas y estructura de costos.</w:t>
-      </w:r>
-    </w:p>
-    <w:p>
-      <w:pPr>
-        <w:pStyle w:val="Normal0"/>
-        <w:spacing w:line="360" w:lineRule="auto"/>
-      </w:pPr>
-    </w:p>
-    <w:p>
-      <w:pPr>
-        <w:pStyle w:val="Normal0"/>
-        <w:spacing w:line="360" w:lineRule="auto"/>
-      </w:pPr>
-      <w:r>
         <w:t>Para elaborar un flujo de efectivo proyectado de manera rigurosa, se requiere:</w:t>
       </w:r>
     </w:p>
@@ -4995,7 +5015,13 @@
         <w:spacing w:line="360" w:lineRule="auto"/>
       </w:pPr>
       <w:r>
-        <w:t>Formas de presentar el flujo de efectivo proyectado: el estado de efectivo se puede presentar de manera simplificada, el cual no se organiza con una estructura compleja las entradas</w:t>
+        <w:t xml:space="preserve">Formas de presentar el flujo de efectivo proyectado: el estado de efectivo se puede presentar de manera simplificada, el cual no se organiza con una estructura compleja </w:t>
+      </w:r>
+      <w:r>
+        <w:t xml:space="preserve">de </w:t>
+      </w:r>
+      <w:r>
+        <w:t>las entradas</w:t>
       </w:r>
       <w:r>
         <w:t xml:space="preserve"> y salidas de efectivo, la formula se expresa de la siguiente manera: </w:t>
@@ -5192,8 +5218,11 @@
         <w:spacing w:line="360" w:lineRule="auto"/>
       </w:pPr>
       <w:r>
+        <w:t xml:space="preserve">Al momento de decidir si un proyecto debe ponerse en marcha, el uso de indicadores financieros facilita una evaluación objetiva, basada en cifras concretas. Con ellos, se puede identificar el nivel de riesgo, estimar la rentabilidad, calcular el tiempo de recuperación de la inversión y proyectar el valor </w:t>
+      </w:r>
+      <w:r>
         <w:lastRenderedPageBreak/>
-        <w:t>Al momento de decidir si un proyecto debe ponerse en marcha, el uso de indicadores financieros facilita una evaluación objetiva, basada en cifras concretas. Con ellos, se puede identificar el nivel de riesgo, estimar la rentabilidad, calcular el tiempo de recuperación de la inversión y proyectar el valor que generará el negocio a lo largo del tiempo. En definitiva, estos instrumentos permiten anticipar si una idea empresarial es sostenible, rentable y financieramente viable.</w:t>
+        <w:t>que generará el negocio a lo largo del tiempo. En definitiva, estos instrumentos permiten anticipar si una idea empresarial es sostenible, rentable y financieramente viable.</w:t>
       </w:r>
     </w:p>
     <w:p>
@@ -5391,18 +5420,6 @@
       <w:pPr>
         <w:pStyle w:val="Normal0"/>
         <w:spacing w:line="360" w:lineRule="auto"/>
-      </w:pPr>
-    </w:p>
-    <w:p>
-      <w:pPr>
-        <w:pStyle w:val="Normal0"/>
-        <w:spacing w:line="360" w:lineRule="auto"/>
-      </w:pPr>
-    </w:p>
-    <w:p>
-      <w:pPr>
-        <w:pStyle w:val="Normal0"/>
-        <w:spacing w:line="360" w:lineRule="auto"/>
         <w:rPr>
           <w:b/>
           <w:bCs/>
@@ -5413,35 +5430,42 @@
           <w:b/>
           <w:bCs/>
         </w:rPr>
-        <w:t xml:space="preserve">Fórmula del punto de </w:t>
-      </w:r>
-      <w:commentRangeStart w:id="6"/>
+        <w:t xml:space="preserve">Figura 2. </w:t>
+      </w:r>
       <w:r>
         <w:rPr>
           <w:b/>
           <w:bCs/>
         </w:rPr>
-        <w:t>e</w:t>
-      </w:r>
+        <w:t xml:space="preserve">Fórmula del punto de </w:t>
+      </w:r>
+      <w:commentRangeStart w:id="6"/>
       <w:r>
         <w:rPr>
           <w:b/>
           <w:bCs/>
         </w:rPr>
-        <w:t>quilibrio</w:t>
-      </w:r>
-      <w:commentRangeEnd w:id="6"/>
-      <w:r>
-        <w:rPr>
-          <w:rStyle w:val="Refdecomentario"/>
-        </w:rPr>
-        <w:commentReference w:id="6"/>
+        <w:t>e</w:t>
       </w:r>
       <w:r>
         <w:rPr>
           <w:b/>
           <w:bCs/>
         </w:rPr>
+        <w:t>quilibrio</w:t>
+      </w:r>
+      <w:commentRangeEnd w:id="6"/>
+      <w:r>
+        <w:rPr>
+          <w:rStyle w:val="Refdecomentario"/>
+        </w:rPr>
+        <w:commentReference w:id="6"/>
+      </w:r>
+      <w:r>
+        <w:rPr>
+          <w:b/>
+          <w:bCs/>
+        </w:rPr>
         <w:t>:</w:t>
       </w:r>
     </w:p>
@@ -5463,7 +5487,6 @@
           <w:noProof/>
           <w:lang w:eastAsia="es-CO"/>
         </w:rPr>
-        <w:lastRenderedPageBreak/>
         <w:drawing>
           <wp:inline distT="0" distB="0" distL="0" distR="0" wp14:anchorId="3ECC080C" wp14:editId="192DF4EC">
             <wp:extent cx="5460999" cy="596900"/>
@@ -5564,7 +5587,13 @@
         <w:rPr>
           <w:b/>
         </w:rPr>
-        <w:t>Figura 2. Representación gráfica del punto de equilibrio</w:t>
+        <w:t>Figura 3</w:t>
+      </w:r>
+      <w:r>
+        <w:rPr>
+          <w:b/>
+        </w:rPr>
+        <w:t>. Representación gráfica del punto de equilibrio</w:t>
       </w:r>
     </w:p>
     <w:p>
@@ -5666,7 +5695,7 @@
         <w:rPr>
           <w:b/>
         </w:rPr>
-        <w:t>3.2 Tasa Interna de O</w:t>
+        <w:t>3.2 Tasa interna de o</w:t>
       </w:r>
       <w:r>
         <w:rPr>
@@ -5713,11 +5742,7 @@
         <w:spacing w:line="360" w:lineRule="auto"/>
       </w:pPr>
       <w:r>
-        <w:t xml:space="preserve">Desde el punto de vista financiero, cuando una persona presta una cantidad de dinero (P) y luego de un tiempo determinado recibe una suma mayor (F), la diferencia entre ambas cantidades representa </w:t>
-      </w:r>
-      <w:r>
-        <w:lastRenderedPageBreak/>
-        <w:t xml:space="preserve">el </w:t>
+        <w:t xml:space="preserve">Desde el punto de vista financiero, cuando una persona presta una cantidad de dinero (P) y luego de un tiempo determinado recibe una suma mayor (F), la diferencia entre ambas cantidades representa el </w:t>
       </w:r>
       <w:r>
         <w:rPr>
@@ -5951,7 +5976,7 @@
         <w:t xml:space="preserve"> =</w:t>
       </w:r>
       <w:r>
-        <w:t xml:space="preserve"> T</w:t>
+        <w:t xml:space="preserve"> t</w:t>
       </w:r>
       <w:r>
         <w:t>asa de interés (en porcentaje).</w:t>
@@ -5977,7 +6002,7 @@
         <w:t xml:space="preserve"> =</w:t>
       </w:r>
       <w:r>
-        <w:t xml:space="preserve"> I</w:t>
+        <w:t xml:space="preserve"> i</w:t>
       </w:r>
       <w:r>
         <w:t>nterés obtenido.</w:t>
@@ -6003,7 +6028,7 @@
         <w:t xml:space="preserve"> =</w:t>
       </w:r>
       <w:r>
-        <w:t xml:space="preserve"> C</w:t>
+        <w:t xml:space="preserve"> c</w:t>
       </w:r>
       <w:r>
         <w:t>apital o monto invertido/prestado.</w:t>
@@ -6022,7 +6047,13 @@
         <w:spacing w:line="360" w:lineRule="auto"/>
       </w:pPr>
       <w:r>
-        <w:t>La Tasa Interna de Oportunidad (TIO) representa el rendimiento mínimo que un inversionista espera obtener de un proyecto, considerando el costo de oportunidad y el riesgo asumido. En otras palabras, es la rentabilidad que se sacrifica al no invertir el dinero en una alternativa financiera segura o ya conocida, como un CDT, fondos de inversión, u otros instrumentos.</w:t>
+        <w:t>La t</w:t>
+      </w:r>
+      <w:r>
+        <w:t>asa interna de o</w:t>
+      </w:r>
+      <w:r>
+        <w:t>portunidad (TIO) representa el rendimiento mínimo que un inversionista espera obtener de un proyecto, considerando el costo de oportunidad y el riesgo asumido. En otras palabras, es la rentabilidad que se sacrifica al no invertir el dinero en una alternativa financiera segura o ya conocida, como un CDT, fondos de inversión, u otros instrumentos.</w:t>
       </w:r>
     </w:p>
     <w:p>
@@ -6161,7 +6192,13 @@
         <w:t>Suponga que la señorita Laura Galindo acostumbra a realizar inversiones en CDT, en los cuales le pagan en promedio el 32 % ef</w:t>
       </w:r>
       <w:r>
-        <w:t>ectivo anual de intereses. (La tasa de Interés de o</w:t>
+        <w:t>ectivo a</w:t>
+      </w:r>
+      <w:r>
+        <w:t>nual de intereses. (La tasa de i</w:t>
+      </w:r>
+      <w:r>
+        <w:t>nterés de o</w:t>
       </w:r>
       <w:r>
         <w:t>portunidad para esta persona equivaldría a ese mismo 32 % efectivo anual en términos corrientes).</w:t>
@@ -6179,6 +6216,7 @@
         <w:spacing w:line="360" w:lineRule="auto"/>
       </w:pPr>
       <w:r>
+        <w:lastRenderedPageBreak/>
         <w:t>En términos constantes se asumiría la tasa real del inversionista, donde a la tasa de oportunidad se le descuenta la tasa de inflación.</w:t>
       </w:r>
     </w:p>
@@ -6194,7 +6232,19 @@
         <w:spacing w:line="360" w:lineRule="auto"/>
       </w:pPr>
       <w:r>
-        <w:t>Si la tasa de oportunidad es del 2,5 % mensual y la tasa de inflación es del 1,5 % mensual. ¿Cuál es la tasa real de oportunidad del inversionista?</w:t>
+        <w:t xml:space="preserve">Si </w:t>
+      </w:r>
+      <w:r>
+        <w:t>la tasa de oportunidad es del 2.</w:t>
+      </w:r>
+      <w:r>
+        <w:t xml:space="preserve">5 % mensual </w:t>
+      </w:r>
+      <w:r>
+        <w:t>y la tasa de inflación es del 1.</w:t>
+      </w:r>
+      <w:r>
+        <w:t>5 % mensual. ¿Cuál es la tasa real de oportunidad del inversionista?</w:t>
       </w:r>
     </w:p>
     <w:p>
@@ -6230,7 +6280,10 @@
         <w:t xml:space="preserve">TR </w:t>
       </w:r>
       <w:r>
-        <w:t>= (0,025 + 0,015) / (1 + 0,015)</w:t>
+        <w:t>= (0.025 + 0.015) / (1 + 0.</w:t>
+      </w:r>
+      <w:r>
+        <w:t>015)</w:t>
       </w:r>
     </w:p>
     <w:p>
@@ -6240,7 +6293,10 @@
         <w:jc w:val="both"/>
       </w:pPr>
       <w:r>
-        <w:t>TR = 0,99 %</w:t>
+        <w:t>TR = 0.</w:t>
+      </w:r>
+      <w:r>
+        <w:t>99 %</w:t>
       </w:r>
     </w:p>
     <w:p>
@@ -6262,7 +6318,13 @@
         <w:rPr>
           <w:b/>
         </w:rPr>
-        <w:t>3.3. Valor Actual Neto (VAN) o Valor Presente Neto (VPN)</w:t>
+        <w:t>3.3. Valor actual neto (VAN) o valor presente n</w:t>
+      </w:r>
+      <w:r>
+        <w:rPr>
+          <w:b/>
+        </w:rPr>
+        <w:t>eto (VPN)</w:t>
       </w:r>
     </w:p>
     <w:p>
@@ -6309,6 +6371,27 @@
       </w:pPr>
       <w:r>
         <w:t>El VAN se calcula restando los egresos a los ingresos esperados para cada periodo, y luego actualizando esos valores al presente mediante un factor de actualización. Este factor se representa como:</w:t>
+      </w:r>
+    </w:p>
+    <w:p>
+      <w:pPr>
+        <w:pStyle w:val="Normal0"/>
+        <w:spacing w:line="360" w:lineRule="auto"/>
+      </w:pPr>
+    </w:p>
+    <w:p>
+      <w:pPr>
+        <w:pStyle w:val="Normal0"/>
+        <w:spacing w:line="360" w:lineRule="auto"/>
+        <w:rPr>
+          <w:b/>
+        </w:rPr>
+      </w:pPr>
+      <w:r>
+        <w:rPr>
+          <w:b/>
+        </w:rPr>
+        <w:t>Figura 4. Factor de valor presente</w:t>
       </w:r>
     </w:p>
     <w:p>
@@ -6327,7 +6410,6 @@
           <w:noProof/>
           <w:lang w:eastAsia="es-CO"/>
         </w:rPr>
-        <w:lastRenderedPageBreak/>
         <w:drawing>
           <wp:inline distT="0" distB="0" distL="0" distR="0" wp14:anchorId="280B2373" wp14:editId="2D61D926">
             <wp:extent cx="1219263" cy="552478"/>
@@ -6429,6 +6511,7 @@
         <w:jc w:val="both"/>
       </w:pPr>
       <w:r>
+        <w:lastRenderedPageBreak/>
         <w:t>N</w:t>
       </w:r>
       <w:r>
@@ -6450,9 +6533,42 @@
         <w:pStyle w:val="Normal0"/>
         <w:spacing w:line="360" w:lineRule="auto"/>
         <w:jc w:val="both"/>
-      </w:pPr>
-      <w:r>
-        <w:t>La fórmula general del VAN es la siguiente:</w:t>
+        <w:rPr>
+          <w:b/>
+        </w:rPr>
+      </w:pPr>
+      <w:r>
+        <w:rPr>
+          <w:b/>
+        </w:rPr>
+        <w:t>Figura 5. Fórmula general del valor actual n</w:t>
+      </w:r>
+      <w:r>
+        <w:rPr>
+          <w:b/>
+        </w:rPr>
+        <w:t>eto (</w:t>
+      </w:r>
+      <w:commentRangeStart w:id="9"/>
+      <w:r>
+        <w:rPr>
+          <w:b/>
+        </w:rPr>
+        <w:t>VAN</w:t>
+      </w:r>
+      <w:commentRangeEnd w:id="9"/>
+      <w:r>
+        <w:rPr>
+          <w:rStyle w:val="Refdecomentario"/>
+          <w:b/>
+        </w:rPr>
+        <w:commentReference w:id="9"/>
+      </w:r>
+      <w:r>
+        <w:rPr>
+          <w:b/>
+        </w:rPr>
+        <w:t>)</w:t>
       </w:r>
     </w:p>
     <w:p>
@@ -6468,7 +6584,6 @@
         <w:spacing w:line="360" w:lineRule="auto"/>
         <w:jc w:val="both"/>
       </w:pPr>
-      <w:commentRangeStart w:id="9"/>
       <w:r>
         <w:rPr>
           <w:noProof/>
@@ -6516,13 +6631,6 @@
           </wp:inline>
         </w:drawing>
       </w:r>
-      <w:commentRangeEnd w:id="9"/>
-      <w:r>
-        <w:rPr>
-          <w:rStyle w:val="Refdecomentario"/>
-        </w:rPr>
-        <w:commentReference w:id="9"/>
-      </w:r>
     </w:p>
     <w:p>
       <w:pPr>
@@ -6568,7 +6676,7 @@
         <w:jc w:val="both"/>
       </w:pPr>
       <w:r>
-        <w:t>I = T</w:t>
+        <w:t>I = t</w:t>
       </w:r>
       <w:r>
         <w:t>asa de descuento.</w:t>
@@ -6706,7 +6814,6 @@
         <w:rPr>
           <w:b/>
         </w:rPr>
-        <w:lastRenderedPageBreak/>
         <w:t xml:space="preserve">Tabla 2. Valor actual </w:t>
       </w:r>
       <w:commentRangeStart w:id="10"/>
@@ -6958,6 +7065,7 @@
               <w:jc w:val="both"/>
             </w:pPr>
             <w:r>
+              <w:lastRenderedPageBreak/>
               <w:t>0</w:t>
             </w:r>
           </w:p>
@@ -7123,7 +7231,13 @@
               <w:rPr>
                 <w:color w:val="FF0000"/>
               </w:rPr>
-              <w:t>12,845.40</w:t>
+              <w:t>12.</w:t>
+            </w:r>
+            <w:r>
+              <w:rPr>
+                <w:color w:val="FF0000"/>
+              </w:rPr>
+              <w:t>845.40</w:t>
             </w:r>
           </w:p>
         </w:tc>
@@ -7188,7 +7302,10 @@
               <w:t>$</w:t>
             </w:r>
             <w:r>
-              <w:t>5.322,10</w:t>
+              <w:t>5.322.</w:t>
+            </w:r>
+            <w:r>
+              <w:t>10</w:t>
             </w:r>
           </w:p>
         </w:tc>
@@ -7221,7 +7338,10 @@
               <w:t>$</w:t>
             </w:r>
             <w:r>
-              <w:t>3.049,90</w:t>
+              <w:t>3.049.</w:t>
+            </w:r>
+            <w:r>
+              <w:t>90</w:t>
             </w:r>
           </w:p>
         </w:tc>
@@ -7254,7 +7374,10 @@
               <w:t>$</w:t>
             </w:r>
             <w:r>
-              <w:t>2.272,20</w:t>
+              <w:t>2.272.</w:t>
+            </w:r>
+            <w:r>
+              <w:t>20</w:t>
             </w:r>
           </w:p>
         </w:tc>
@@ -7287,7 +7410,10 @@
               <w:t>$</w:t>
             </w:r>
             <w:r>
-              <w:t>0,840</w:t>
+              <w:t>0.</w:t>
+            </w:r>
+            <w:r>
+              <w:t>840</w:t>
             </w:r>
           </w:p>
         </w:tc>
@@ -7320,7 +7446,10 @@
               <w:t>$</w:t>
             </w:r>
             <w:r>
-              <w:t>1.909,41</w:t>
+              <w:t>1.909.</w:t>
+            </w:r>
+            <w:r>
+              <w:t>41</w:t>
             </w:r>
           </w:p>
         </w:tc>
@@ -7385,7 +7514,10 @@
               <w:t>$</w:t>
             </w:r>
             <w:r>
-              <w:t>6.386,40</w:t>
+              <w:t>6.386.</w:t>
+            </w:r>
+            <w:r>
+              <w:t>40</w:t>
             </w:r>
           </w:p>
         </w:tc>
@@ -7418,7 +7550,10 @@
               <w:t>$</w:t>
             </w:r>
             <w:r>
-              <w:t>3.424,40</w:t>
+              <w:t>3.424.</w:t>
+            </w:r>
+            <w:r>
+              <w:t>40</w:t>
             </w:r>
           </w:p>
         </w:tc>
@@ -7451,7 +7586,10 @@
               <w:t>$</w:t>
             </w:r>
             <w:r>
-              <w:t>2.962,00</w:t>
+              <w:t>2.962.</w:t>
+            </w:r>
+            <w:r>
+              <w:t>00</w:t>
             </w:r>
           </w:p>
         </w:tc>
@@ -7484,7 +7622,10 @@
               <w:t>$</w:t>
             </w:r>
             <w:r>
-              <w:t>0,706</w:t>
+              <w:t>0.</w:t>
+            </w:r>
+            <w:r>
+              <w:t>706</w:t>
             </w:r>
           </w:p>
         </w:tc>
@@ -7517,7 +7658,10 @@
               <w:t>$</w:t>
             </w:r>
             <w:r>
-              <w:t>2.091,66</w:t>
+              <w:t>2.091.</w:t>
+            </w:r>
+            <w:r>
+              <w:t>66</w:t>
             </w:r>
           </w:p>
         </w:tc>
@@ -7582,7 +7726,10 @@
               <w:t>$</w:t>
             </w:r>
             <w:r>
-              <w:t>7.451,00</w:t>
+              <w:t>7.451.</w:t>
+            </w:r>
+            <w:r>
+              <w:t>00</w:t>
             </w:r>
           </w:p>
         </w:tc>
@@ -7615,7 +7762,10 @@
               <w:t>$</w:t>
             </w:r>
             <w:r>
-              <w:t>3.733,80</w:t>
+              <w:t>3.733.</w:t>
+            </w:r>
+            <w:r>
+              <w:t>80</w:t>
             </w:r>
           </w:p>
         </w:tc>
@@ -7648,7 +7798,10 @@
               <w:t>$</w:t>
             </w:r>
             <w:r>
-              <w:t>3.717,20</w:t>
+              <w:t>3.717.</w:t>
+            </w:r>
+            <w:r>
+              <w:t>20</w:t>
             </w:r>
           </w:p>
         </w:tc>
@@ -7681,7 +7834,10 @@
               <w:t>$</w:t>
             </w:r>
             <w:r>
-              <w:t>0,593</w:t>
+              <w:t>0.</w:t>
+            </w:r>
+            <w:r>
+              <w:t>593</w:t>
             </w:r>
           </w:p>
         </w:tc>
@@ -7714,7 +7870,10 @@
               <w:t>$</w:t>
             </w:r>
             <w:r>
-              <w:t>2.205,85</w:t>
+              <w:t>2.205.</w:t>
+            </w:r>
+            <w:r>
+              <w:t>85</w:t>
             </w:r>
           </w:p>
         </w:tc>
@@ -7779,7 +7938,10 @@
               <w:t>$</w:t>
             </w:r>
             <w:r>
-              <w:t>7.451,00</w:t>
+              <w:t>7.451.</w:t>
+            </w:r>
+            <w:r>
+              <w:t>00</w:t>
             </w:r>
           </w:p>
         </w:tc>
@@ -7812,7 +7974,10 @@
               <w:t>$</w:t>
             </w:r>
             <w:r>
-              <w:t>3.733,80</w:t>
+              <w:t>3.733.</w:t>
+            </w:r>
+            <w:r>
+              <w:t>80</w:t>
             </w:r>
           </w:p>
         </w:tc>
@@ -7845,7 +8010,10 @@
               <w:t>$</w:t>
             </w:r>
             <w:r>
-              <w:t>3.717,20</w:t>
+              <w:t>3.717.</w:t>
+            </w:r>
+            <w:r>
+              <w:t>20</w:t>
             </w:r>
           </w:p>
         </w:tc>
@@ -7878,7 +8046,10 @@
               <w:t>$</w:t>
             </w:r>
             <w:r>
-              <w:t>0,499</w:t>
+              <w:t>0.</w:t>
+            </w:r>
+            <w:r>
+              <w:t>499</w:t>
             </w:r>
           </w:p>
         </w:tc>
@@ -7911,7 +8082,10 @@
               <w:t>$</w:t>
             </w:r>
             <w:r>
-              <w:t>1.853,65</w:t>
+              <w:t>1.853.</w:t>
+            </w:r>
+            <w:r>
+              <w:t>65</w:t>
             </w:r>
           </w:p>
         </w:tc>
@@ -7976,7 +8150,10 @@
               <w:t>$</w:t>
             </w:r>
             <w:r>
-              <w:t>7.451,00</w:t>
+              <w:t>7.451.</w:t>
+            </w:r>
+            <w:r>
+              <w:t>00</w:t>
             </w:r>
           </w:p>
         </w:tc>
@@ -8009,7 +8186,10 @@
               <w:t>$</w:t>
             </w:r>
             <w:r>
-              <w:t>3.733,80</w:t>
+              <w:t>3.733.</w:t>
+            </w:r>
+            <w:r>
+              <w:t>80</w:t>
             </w:r>
           </w:p>
         </w:tc>
@@ -8042,7 +8222,10 @@
               <w:t>$</w:t>
             </w:r>
             <w:r>
-              <w:t>3.717,20</w:t>
+              <w:t>3.717.</w:t>
+            </w:r>
+            <w:r>
+              <w:t>20</w:t>
             </w:r>
           </w:p>
         </w:tc>
@@ -8075,7 +8258,10 @@
               <w:t>$</w:t>
             </w:r>
             <w:r>
-              <w:t>0,419</w:t>
+              <w:t>0.</w:t>
+            </w:r>
+            <w:r>
+              <w:t>419</w:t>
             </w:r>
           </w:p>
         </w:tc>
@@ -8108,7 +8294,10 @@
               <w:t>$</w:t>
             </w:r>
             <w:r>
-              <w:t>1.557,69</w:t>
+              <w:t>1.557.</w:t>
+            </w:r>
+            <w:r>
+              <w:t>69</w:t>
             </w:r>
           </w:p>
         </w:tc>
@@ -8173,7 +8362,10 @@
               <w:t>$</w:t>
             </w:r>
             <w:r>
-              <w:t>7.451,00</w:t>
+              <w:t>7.451.</w:t>
+            </w:r>
+            <w:r>
+              <w:t>00</w:t>
             </w:r>
           </w:p>
         </w:tc>
@@ -8206,7 +8398,10 @@
               <w:t>$</w:t>
             </w:r>
             <w:r>
-              <w:t>3.733,80</w:t>
+              <w:t>3.733.</w:t>
+            </w:r>
+            <w:r>
+              <w:t>80</w:t>
             </w:r>
           </w:p>
         </w:tc>
@@ -8239,7 +8434,10 @@
               <w:t>$</w:t>
             </w:r>
             <w:r>
-              <w:t>3.717,20</w:t>
+              <w:t>3.717.</w:t>
+            </w:r>
+            <w:r>
+              <w:t>20</w:t>
             </w:r>
           </w:p>
         </w:tc>
@@ -8272,7 +8470,10 @@
               <w:t>$</w:t>
             </w:r>
             <w:r>
-              <w:t>0,352</w:t>
+              <w:t>0.</w:t>
+            </w:r>
+            <w:r>
+              <w:t>352</w:t>
             </w:r>
           </w:p>
         </w:tc>
@@ -8305,7 +8506,10 @@
               <w:t>$</w:t>
             </w:r>
             <w:r>
-              <w:t>1.308,98</w:t>
+              <w:t>1.308.</w:t>
+            </w:r>
+            <w:r>
+              <w:t>98</w:t>
             </w:r>
           </w:p>
         </w:tc>
@@ -8370,7 +8574,10 @@
               <w:t>$</w:t>
             </w:r>
             <w:r>
-              <w:t>7.451,00</w:t>
+              <w:t>7.451.</w:t>
+            </w:r>
+            <w:r>
+              <w:t>00</w:t>
             </w:r>
           </w:p>
         </w:tc>
@@ -8403,7 +8610,10 @@
               <w:t>$</w:t>
             </w:r>
             <w:r>
-              <w:t>3.733,80</w:t>
+              <w:t>3.733.</w:t>
+            </w:r>
+            <w:r>
+              <w:t>80</w:t>
             </w:r>
           </w:p>
         </w:tc>
@@ -8436,7 +8646,10 @@
               <w:t>$</w:t>
             </w:r>
             <w:r>
-              <w:t>3.717,20</w:t>
+              <w:t>3.717.</w:t>
+            </w:r>
+            <w:r>
+              <w:t>20</w:t>
             </w:r>
           </w:p>
         </w:tc>
@@ -8469,7 +8682,10 @@
               <w:t>$</w:t>
             </w:r>
             <w:r>
-              <w:t>0,296</w:t>
+              <w:t>0.</w:t>
+            </w:r>
+            <w:r>
+              <w:t>296</w:t>
             </w:r>
           </w:p>
         </w:tc>
@@ -8502,7 +8718,10 @@
               <w:t>$</w:t>
             </w:r>
             <w:r>
-              <w:t>1.099,99</w:t>
+              <w:t>1.099.</w:t>
+            </w:r>
+            <w:r>
+              <w:t>99</w:t>
             </w:r>
           </w:p>
         </w:tc>
@@ -8567,7 +8786,10 @@
               <w:t>$</w:t>
             </w:r>
             <w:r>
-              <w:t>7.451,00</w:t>
+              <w:t>7.451.</w:t>
+            </w:r>
+            <w:r>
+              <w:t>00</w:t>
             </w:r>
           </w:p>
         </w:tc>
@@ -8600,7 +8822,10 @@
               <w:t>$</w:t>
             </w:r>
             <w:r>
-              <w:t>3.733,80</w:t>
+              <w:t>3.733.</w:t>
+            </w:r>
+            <w:r>
+              <w:t>80</w:t>
             </w:r>
           </w:p>
         </w:tc>
@@ -8633,7 +8858,10 @@
               <w:t>$</w:t>
             </w:r>
             <w:r>
-              <w:t>3.717,20</w:t>
+              <w:t>3.717.</w:t>
+            </w:r>
+            <w:r>
+              <w:t>20</w:t>
             </w:r>
           </w:p>
         </w:tc>
@@ -8666,7 +8894,10 @@
               <w:t>$</w:t>
             </w:r>
             <w:r>
-              <w:t>0,249</w:t>
+              <w:t>0.</w:t>
+            </w:r>
+            <w:r>
+              <w:t>249</w:t>
             </w:r>
           </w:p>
         </w:tc>
@@ -8699,7 +8930,10 @@
               <w:t>$</w:t>
             </w:r>
             <w:r>
-              <w:t>924,36</w:t>
+              <w:t>924.</w:t>
+            </w:r>
+            <w:r>
+              <w:t>36</w:t>
             </w:r>
           </w:p>
         </w:tc>
@@ -8764,7 +8998,10 @@
               <w:t>$</w:t>
             </w:r>
             <w:r>
-              <w:t>7.451,00</w:t>
+              <w:t>7.451.</w:t>
+            </w:r>
+            <w:r>
+              <w:t>00</w:t>
             </w:r>
           </w:p>
         </w:tc>
@@ -8797,7 +9034,10 @@
               <w:t>$</w:t>
             </w:r>
             <w:r>
-              <w:t>3.733,80</w:t>
+              <w:t>3.733.</w:t>
+            </w:r>
+            <w:r>
+              <w:t>80</w:t>
             </w:r>
           </w:p>
         </w:tc>
@@ -8830,7 +9070,10 @@
               <w:t>$</w:t>
             </w:r>
             <w:r>
-              <w:t>3.717,20</w:t>
+              <w:t>3.717.</w:t>
+            </w:r>
+            <w:r>
+              <w:t>20</w:t>
             </w:r>
           </w:p>
         </w:tc>
@@ -8863,7 +9106,10 @@
               <w:t>$</w:t>
             </w:r>
             <w:r>
-              <w:t>0,209</w:t>
+              <w:t>0.</w:t>
+            </w:r>
+            <w:r>
+              <w:t>209</w:t>
             </w:r>
           </w:p>
         </w:tc>
@@ -8896,7 +9142,10 @@
               <w:t>$</w:t>
             </w:r>
             <w:r>
-              <w:t>776,77</w:t>
+              <w:t>776.</w:t>
+            </w:r>
+            <w:r>
+              <w:t>77</w:t>
             </w:r>
           </w:p>
         </w:tc>
@@ -8961,7 +9210,10 @@
               <w:t>$</w:t>
             </w:r>
             <w:r>
-              <w:t>7.451,00</w:t>
+              <w:t>7.451.</w:t>
+            </w:r>
+            <w:r>
+              <w:t>00</w:t>
             </w:r>
           </w:p>
         </w:tc>
@@ -8994,7 +9246,10 @@
               <w:t>$</w:t>
             </w:r>
             <w:r>
-              <w:t>3.733,80</w:t>
+              <w:t>3.733.</w:t>
+            </w:r>
+            <w:r>
+              <w:t>80</w:t>
             </w:r>
           </w:p>
         </w:tc>
@@ -9027,7 +9282,10 @@
               <w:t>$</w:t>
             </w:r>
             <w:r>
-              <w:t>3.717,20</w:t>
+              <w:t>3.717.</w:t>
+            </w:r>
+            <w:r>
+              <w:t>20</w:t>
             </w:r>
           </w:p>
         </w:tc>
@@ -9060,7 +9318,10 @@
               <w:t>$</w:t>
             </w:r>
             <w:r>
-              <w:t>0,176</w:t>
+              <w:t>0.</w:t>
+            </w:r>
+            <w:r>
+              <w:t>176</w:t>
             </w:r>
           </w:p>
         </w:tc>
@@ -9272,7 +9533,10 @@
               <w:jc w:val="both"/>
             </w:pPr>
             <w:r>
-              <w:t>$1.535,71</w:t>
+              <w:t>$1.535.</w:t>
+            </w:r>
+            <w:r>
+              <w:t>71</w:t>
             </w:r>
           </w:p>
         </w:tc>
@@ -9311,11 +9575,13 @@
         <w:t xml:space="preserve"> </w:t>
       </w:r>
       <w:r>
-        <w:t xml:space="preserve">%, el resultado es un VAN positivo, por lo que se acepta la ejecución del proyecto. En el año cero (0) aparece la </w:t>
-      </w:r>
-      <w:r>
-        <w:lastRenderedPageBreak/>
-        <w:t>inversión inicial, y a partir del año 1 los flujos resultaron ser positivos, entonces la suma de todos los flujos se le resta a la inversión inicial de $12,845.4 por ser desembolso, lo que brinda un valor positivo final.</w:t>
+        <w:t>%, el resultado es un VAN positivo, por lo que se acepta la ejecución del proyecto. En el año cero (0) aparece la inversión inicial, y a partir del año 1 los flujos resultaron ser positivos, entonces la suma de todos los flujos se le rest</w:t>
+      </w:r>
+      <w:r>
+        <w:t>a a la inversión inicial de $12.</w:t>
+      </w:r>
+      <w:r>
+        <w:t>845.4 por ser desembolso, lo que brinda un valor positivo final.</w:t>
       </w:r>
     </w:p>
     <w:p>
@@ -9338,22 +9604,37 @@
         <w:rPr>
           <w:b/>
         </w:rPr>
-        <w:t>3.4 Tasa Interna de Retorno (TIR)</w:t>
-      </w:r>
-    </w:p>
-    <w:p>
-      <w:pPr>
-        <w:pStyle w:val="Normal0"/>
-        <w:spacing w:line="360" w:lineRule="auto"/>
-      </w:pPr>
-    </w:p>
-    <w:p>
-      <w:pPr>
-        <w:pStyle w:val="Normal0"/>
-        <w:spacing w:line="360" w:lineRule="auto"/>
-      </w:pPr>
-      <w:r>
-        <w:t>La Tasa Interna de Retorno (TIR) es un indicador financiero que permite evaluar la rentabilidad real de un proyecto de inversión, con base en sus flujos de caja esperados. Representa la tasa de interés o descuento que iguala el valor actual de los ingresos proyectados con el valor actual de los egresos, es decir, el punto en el cual el Valor Actual Neto (VAN) es igual a cero.</w:t>
+        <w:t>3.4 Tasa interna de r</w:t>
+      </w:r>
+      <w:r>
+        <w:rPr>
+          <w:b/>
+        </w:rPr>
+        <w:t>etorno (TIR)</w:t>
+      </w:r>
+    </w:p>
+    <w:p>
+      <w:pPr>
+        <w:pStyle w:val="Normal0"/>
+        <w:spacing w:line="360" w:lineRule="auto"/>
+      </w:pPr>
+    </w:p>
+    <w:p>
+      <w:pPr>
+        <w:pStyle w:val="Normal0"/>
+        <w:spacing w:line="360" w:lineRule="auto"/>
+      </w:pPr>
+      <w:r>
+        <w:t>La t</w:t>
+      </w:r>
+      <w:r>
+        <w:t>asa Interna de Retorno (TIR) es un indicador financiero que permite evaluar la rentabilidad real de un proyecto de inversión, con base en sus flujos de caja esperados. Representa la tasa de interés o descuento que iguala el valor actual de los ingresos proyectados con el valor actual de los egresos, es</w:t>
+      </w:r>
+      <w:r>
+        <w:t xml:space="preserve"> decir, el punto en el cual el valor actual n</w:t>
+      </w:r>
+      <w:r>
+        <w:t>eto (VAN) es igual a cero.</w:t>
       </w:r>
     </w:p>
     <w:p>
@@ -9553,47 +9834,47 @@
         <w:spacing w:line="360" w:lineRule="auto"/>
       </w:pPr>
       <w:r>
+        <w:t>La TIR es útil no solo para evaluar un proyecto individual, sino también para comparar múltiples alternativas de inversión y seleccionar aquella con mayor retorno relativo. Sin embargo, debe analizarse en conjunto con otros indicadores como el VAN, especialmente cuando existen flujos de caja no uniformes o múltiples tasas internas.</w:t>
+      </w:r>
+    </w:p>
+    <w:p>
+      <w:pPr>
+        <w:pStyle w:val="Normal0"/>
+        <w:spacing w:line="360" w:lineRule="auto"/>
+        <w:jc w:val="both"/>
+      </w:pPr>
+    </w:p>
+    <w:p>
+      <w:pPr>
+        <w:pStyle w:val="Normal0"/>
+        <w:spacing w:line="360" w:lineRule="auto"/>
+        <w:jc w:val="both"/>
+      </w:pPr>
+      <w:r>
+        <w:t>En lo que respecta a la gráfica, el punto de equilibrio se puede representar de la siguiente forma:</w:t>
+      </w:r>
+    </w:p>
+    <w:p>
+      <w:pPr>
+        <w:pStyle w:val="Normal0"/>
+        <w:spacing w:line="360" w:lineRule="auto"/>
+        <w:jc w:val="both"/>
+      </w:pPr>
+    </w:p>
+    <w:p>
+      <w:pPr>
+        <w:pStyle w:val="Normal0"/>
+        <w:spacing w:line="360" w:lineRule="auto"/>
+        <w:jc w:val="both"/>
+        <w:rPr>
+          <w:b/>
+        </w:rPr>
+      </w:pPr>
+      <w:r>
+        <w:rPr>
+          <w:b/>
+        </w:rPr>
         <w:lastRenderedPageBreak/>
-        <w:t>La TIR es útil no solo para evaluar un proyecto individual, sino también para comparar múltiples alternativas de inversión y seleccionar aquella con mayor retorno relativo. Sin embargo, debe analizarse en conjunto con otros indicadores como el VAN, especialmente cuando existen flujos de caja no uniformes o múltiples tasas internas.</w:t>
-      </w:r>
-    </w:p>
-    <w:p>
-      <w:pPr>
-        <w:pStyle w:val="Normal0"/>
-        <w:spacing w:line="360" w:lineRule="auto"/>
-        <w:jc w:val="both"/>
-      </w:pPr>
-    </w:p>
-    <w:p>
-      <w:pPr>
-        <w:pStyle w:val="Normal0"/>
-        <w:spacing w:line="360" w:lineRule="auto"/>
-        <w:jc w:val="both"/>
-      </w:pPr>
-      <w:r>
-        <w:t>En lo que respecta a la gráfica, el punto de equilibrio se puede representar de la siguiente forma:</w:t>
-      </w:r>
-    </w:p>
-    <w:p>
-      <w:pPr>
-        <w:pStyle w:val="Normal0"/>
-        <w:spacing w:line="360" w:lineRule="auto"/>
-        <w:jc w:val="both"/>
-      </w:pPr>
-    </w:p>
-    <w:p>
-      <w:pPr>
-        <w:pStyle w:val="Normal0"/>
-        <w:spacing w:line="360" w:lineRule="auto"/>
-        <w:jc w:val="both"/>
-        <w:rPr>
-          <w:b/>
-        </w:rPr>
-      </w:pPr>
-      <w:r>
-        <w:rPr>
-          <w:b/>
-        </w:rPr>
         <w:t xml:space="preserve">Tabla 3. Punto de </w:t>
       </w:r>
       <w:commentRangeStart w:id="11"/>
@@ -11673,7 +11954,6 @@
               <w:jc w:val="both"/>
             </w:pPr>
             <w:r>
-              <w:lastRenderedPageBreak/>
               <w:t>11</w:t>
             </w:r>
           </w:p>
@@ -12318,6 +12598,7 @@
               <w:jc w:val="both"/>
             </w:pPr>
             <w:r>
+              <w:lastRenderedPageBreak/>
               <w:t>15</w:t>
             </w:r>
           </w:p>
@@ -13922,7 +14203,6 @@
         <w:spacing w:line="360" w:lineRule="auto"/>
       </w:pPr>
       <w:r>
-        <w:lastRenderedPageBreak/>
         <w:t>En un archivo de Excel, se ubica la opción fórmulas financieras y se escoge la opción TIR. Para poder obtener el porcentaje requerido se debe arrastrar desde el periodo 0 hasta el periodo 24. Es diferente del VPN, el cual se hace desde el periodo 1 hasta el 24.</w:t>
       </w:r>
     </w:p>
@@ -14055,7 +14335,13 @@
         <w:t>$</w:t>
       </w:r>
       <w:r>
-        <w:t>120.000.000 dando como resultado un ponderado de 58,33 %.</w:t>
+        <w:t>120.000.000 dando co</w:t>
+      </w:r>
+      <w:r>
+        <w:t>mo resultado un ponderado de 58.</w:t>
+      </w:r>
+      <w:r>
+        <w:t>33 %.</w:t>
       </w:r>
     </w:p>
     <w:p>
@@ -14094,37 +14380,70 @@
         <w:t>$</w:t>
       </w:r>
       <w:r>
-        <w:t>120.000.000 = 41,67 %</w:t>
-      </w:r>
-    </w:p>
-    <w:p>
-      <w:pPr>
-        <w:pStyle w:val="Normal0"/>
-        <w:spacing w:line="360" w:lineRule="auto"/>
-      </w:pPr>
-    </w:p>
-    <w:p>
-      <w:pPr>
-        <w:pStyle w:val="Normal0"/>
-        <w:spacing w:line="360" w:lineRule="auto"/>
-      </w:pPr>
-      <w:r>
-        <w:t>Luego se obtiene el valor del costo, para la fuente patrimonio este equivale a la TMRR, en este caso es 2,1791 % y para la fuente bancos, el costo equivale a la tasa de interés, en este caso sería de 1,70 %</w:t>
-      </w:r>
-    </w:p>
-    <w:p>
-      <w:pPr>
-        <w:pStyle w:val="Normal0"/>
-        <w:spacing w:line="360" w:lineRule="auto"/>
-      </w:pPr>
-    </w:p>
-    <w:p>
-      <w:pPr>
-        <w:pStyle w:val="Normal0"/>
-        <w:spacing w:line="360" w:lineRule="auto"/>
-      </w:pPr>
-      <w:r>
-        <w:t>La acción final para llegar a la obtención del costo de capital consiste en una multiplicación del valor ponderado y del costo de cada una de las fuentes. De esta manera, queda un costo de capital para la fuente patrimonio equivalente a 1,2711 % y para la fuente bancos queda un costo equivalente a 0,71 %. Del mismo modo, se suman los dos porcentajes de las dos fuentes respectivas obteniendo un resultado de 1,9795 %, el cual equivale al costo de capital.</w:t>
+        <w:t>120.000.000 = 41.</w:t>
+      </w:r>
+      <w:r>
+        <w:t>67 %</w:t>
+      </w:r>
+    </w:p>
+    <w:p>
+      <w:pPr>
+        <w:pStyle w:val="Normal0"/>
+        <w:spacing w:line="360" w:lineRule="auto"/>
+      </w:pPr>
+    </w:p>
+    <w:p>
+      <w:pPr>
+        <w:pStyle w:val="Normal0"/>
+        <w:spacing w:line="360" w:lineRule="auto"/>
+      </w:pPr>
+      <w:r>
+        <w:t>Luego se obtiene el valor del costo, para la fuente patrimonio este equival</w:t>
+      </w:r>
+      <w:r>
+        <w:t>e a la TMRR, en este caso es 2.</w:t>
+      </w:r>
+      <w:r>
+        <w:t>1791 % y para la fuente bancos, el costo equivale a la tasa de i</w:t>
+      </w:r>
+      <w:r>
+        <w:t>nterés, en este caso sería de 1.</w:t>
+      </w:r>
+      <w:r>
+        <w:t>70 %</w:t>
+      </w:r>
+    </w:p>
+    <w:p>
+      <w:pPr>
+        <w:pStyle w:val="Normal0"/>
+        <w:spacing w:line="360" w:lineRule="auto"/>
+      </w:pPr>
+    </w:p>
+    <w:p>
+      <w:pPr>
+        <w:pStyle w:val="Normal0"/>
+        <w:spacing w:line="360" w:lineRule="auto"/>
+      </w:pPr>
+      <w:r>
+        <w:t>La acción final para llegar a la obtención del costo de capital consiste en una multiplicación del valor ponderado y del costo de cada una de las fuentes. De esta manera, queda un costo de capital para la fu</w:t>
+      </w:r>
+      <w:r>
+        <w:t>ente patrimonio equivalente a 1.</w:t>
+      </w:r>
+      <w:r>
+        <w:t>2711 % y para la fuente bancos</w:t>
+      </w:r>
+      <w:r>
+        <w:t xml:space="preserve"> queda un costo equivalente a 0.</w:t>
+      </w:r>
+      <w:r>
+        <w:t>71 %. Del mismo modo, se suman los dos porcentajes de las dos fuentes respectiv</w:t>
+      </w:r>
+      <w:r>
+        <w:t>as obteniendo un resultado de 1.</w:t>
+      </w:r>
+      <w:r>
+        <w:t>9795 %, el cual equivale al costo de capital.</w:t>
       </w:r>
     </w:p>
     <w:p>
@@ -14145,17 +14464,22 @@
         <w:t xml:space="preserve"> </w:t>
       </w:r>
       <w:r>
-        <w:t>2 % - 1,9795</w:t>
+        <w:t>2 % - 1.</w:t>
+      </w:r>
+      <w:r>
+        <w:t>9795</w:t>
       </w:r>
       <w:r>
         <w:t xml:space="preserve"> </w:t>
       </w:r>
       <w:r>
-        <w:t xml:space="preserve">%. Por lo tanto, el proyecto bajo el parámetro TIR no se acepta, debido a que el costo de </w:t>
-      </w:r>
-      <w:r>
-        <w:lastRenderedPageBreak/>
-        <w:t>capital es mayor que la tasa interna de retorno, lo cual genera pérdidas de 3,6926 % durante cada mes que se ejecute el proyecto.</w:t>
+        <w:t>%. Por lo tanto, el proyecto bajo el parámetro TIR no se acepta, debido a que el costo de capital es mayor que la tasa interna de retorn</w:t>
+      </w:r>
+      <w:r>
+        <w:t>o, lo cual genera pérdidas de 3.</w:t>
+      </w:r>
+      <w:r>
+        <w:t>6926 % durante cada mes que se ejecute el proyecto.</w:t>
       </w:r>
     </w:p>
     <w:p>
@@ -14171,7 +14495,13 @@
         <w:jc w:val="both"/>
       </w:pPr>
       <w:r>
-        <w:t>Este cuadro describe</w:t>
+        <w:t>Esta</w:t>
+      </w:r>
+      <w:r>
+        <w:t xml:space="preserve"> tabla</w:t>
+      </w:r>
+      <w:r>
+        <w:t xml:space="preserve"> describe</w:t>
       </w:r>
       <w:r>
         <w:t xml:space="preserve"> el resumen para el cálculo del costo de capital.</w:t>
@@ -14275,6 +14605,7 @@
                 <w:b/>
                 <w:bCs/>
               </w:rPr>
+              <w:lastRenderedPageBreak/>
               <w:t>F</w:t>
             </w:r>
             <w:r>
@@ -15085,8 +15416,6 @@
             <w:r>
               <w:t xml:space="preserve"> </w:t>
             </w:r>
-            <w:bookmarkStart w:id="13" w:name="_GoBack"/>
-            <w:bookmarkEnd w:id="13"/>
             <w:r>
               <w:t>3.6926</w:t>
             </w:r>
@@ -15167,7 +15496,19 @@
         <w:t>Los fundamentos financieros para emprender se estructuran en tres áreas clave: el presupuesto de costos, que permite estimar los costos totales, calcular el costo unitario y definir el precio de venta; los estados financieros, que proporcionan información sobre la situación económica inicial y los movimientos de efectivo a través del balance y el flujo de caja; y los indicadores financieros, que permiten evaluar la viabilidad del proyecto mediante herramientas c</w:t>
       </w:r>
       <w:r>
-        <w:t>omo el punto de equilibrio, la Tasa Interna de Oportunidad (TIO), el Valor Actual Neto (VAN o VPN) y la Tasa Interna de R</w:t>
+        <w:t>omo el punto de equilibrio, la tasa interna de o</w:t>
+      </w:r>
+      <w:r>
+        <w:t>portunidad (TIO), el v</w:t>
+      </w:r>
+      <w:r>
+        <w:t>alo</w:t>
+      </w:r>
+      <w:r>
+        <w:t>r actual n</w:t>
+      </w:r>
+      <w:r>
+        <w:t>eto (VAN o VPN) y la tasa interna de r</w:t>
       </w:r>
       <w:r>
         <w:t>etorno (TIR). Estos elementos son fundamentales para tomar decisiones informadas sobre la rentabilidad y so</w:t>
@@ -15196,12 +15537,13 @@
       <w:pPr>
         <w:pStyle w:val="Normal0"/>
       </w:pPr>
-      <w:commentRangeStart w:id="14"/>
+      <w:commentRangeStart w:id="13"/>
       <w:r>
         <w:rPr>
           <w:noProof/>
           <w:lang w:eastAsia="es-CO"/>
         </w:rPr>
+        <w:lastRenderedPageBreak/>
         <w:drawing>
           <wp:inline distT="0" distB="0" distL="0" distR="0" wp14:anchorId="7D17FB31" wp14:editId="1D273B59">
             <wp:extent cx="6332220" cy="3467100"/>
@@ -15244,12 +15586,12 @@
           </wp:inline>
         </w:drawing>
       </w:r>
-      <w:commentRangeEnd w:id="14"/>
+      <w:commentRangeEnd w:id="13"/>
       <w:r>
         <w:rPr>
           <w:rStyle w:val="Refdecomentario"/>
         </w:rPr>
-        <w:commentReference w:id="14"/>
+        <w:commentReference w:id="13"/>
       </w:r>
     </w:p>
     <w:p>
@@ -15903,7 +16245,7 @@
               </w:rPr>
               <w:t>https://www.youtube.com/watch?v=</w:t>
             </w:r>
-            <w:commentRangeStart w:id="15"/>
+            <w:commentRangeStart w:id="14"/>
             <w:r>
               <w:rPr>
                 <w:sz w:val="22"/>
@@ -15911,13 +16253,13 @@
               </w:rPr>
               <w:t>maVbxjCWgKQ</w:t>
             </w:r>
-            <w:commentRangeEnd w:id="15"/>
+            <w:commentRangeEnd w:id="14"/>
             <w:r>
               <w:rPr>
                 <w:rStyle w:val="Refdecomentario"/>
                 <w:b w:val="0"/>
               </w:rPr>
-              <w:commentReference w:id="15"/>
+              <w:commentReference w:id="14"/>
             </w:r>
           </w:p>
           <w:p>
@@ -17113,7 +17455,15 @@
                 <w:sz w:val="22"/>
                 <w:szCs w:val="22"/>
               </w:rPr>
-              <w:t>Tasa Interna de Oportunidad (TIO):</w:t>
+              <w:t>Tasa interna de o</w:t>
+            </w:r>
+            <w:r>
+              <w:rPr>
+                <w:bCs/>
+                <w:sz w:val="22"/>
+                <w:szCs w:val="22"/>
+              </w:rPr>
+              <w:t>portunidad (TIO):</w:t>
             </w:r>
           </w:p>
         </w:tc>
@@ -17183,7 +17533,15 @@
                 <w:sz w:val="22"/>
                 <w:szCs w:val="22"/>
               </w:rPr>
-              <w:t>Tasa Interna de Retorno (TIR):</w:t>
+              <w:t>Tasa interna de r</w:t>
+            </w:r>
+            <w:r>
+              <w:rPr>
+                <w:bCs/>
+                <w:sz w:val="22"/>
+                <w:szCs w:val="22"/>
+              </w:rPr>
+              <w:t>etorno (TIR):</w:t>
             </w:r>
           </w:p>
         </w:tc>
@@ -17251,7 +17609,14 @@
                 <w:sz w:val="22"/>
                 <w:szCs w:val="22"/>
               </w:rPr>
-              <w:t>Valor Actual Neto (VAN):</w:t>
+              <w:t>Valor actual n</w:t>
+            </w:r>
+            <w:r>
+              <w:rPr>
+                <w:sz w:val="22"/>
+                <w:szCs w:val="22"/>
+              </w:rPr>
+              <w:t>eto (VAN):</w:t>
             </w:r>
           </w:p>
         </w:tc>
@@ -17287,7 +17652,25 @@
                 <w:sz w:val="22"/>
                 <w:szCs w:val="22"/>
               </w:rPr>
-              <w:t>ndicador que muestra el valor presente de los flujos netos de un proyecto; si es positivo, el proyecto es rentable.</w:t>
+              <w:t xml:space="preserve">ndicador que muestra el </w:t>
+            </w:r>
+            <w:bookmarkStart w:id="15" w:name="_GoBack"/>
+            <w:r>
+              <w:rPr>
+                <w:b w:val="0"/>
+                <w:sz w:val="22"/>
+                <w:szCs w:val="22"/>
+              </w:rPr>
+              <w:t xml:space="preserve">valor </w:t>
+            </w:r>
+            <w:bookmarkEnd w:id="15"/>
+            <w:r>
+              <w:rPr>
+                <w:b w:val="0"/>
+                <w:sz w:val="22"/>
+                <w:szCs w:val="22"/>
+              </w:rPr>
+              <w:t>presente de los flujos netos de un proyecto; si es positivo, el proyecto es rentable.</w:t>
             </w:r>
           </w:p>
         </w:tc>
@@ -18860,7 +19243,7 @@
         <w:annotationRef/>
       </w:r>
       <w:r>
-        <w:t>Nota: Realizar esta fórmula en texto.</w:t>
+        <w:t>Texto alternativo: Fórmula del punto de equilibrio en unidades: costos fijos divididos entre precio de venta menos costo variable unitario.</w:t>
       </w:r>
     </w:p>
   </w:comment>
@@ -18895,11 +19278,11 @@
         <w:annotationRef/>
       </w:r>
       <w:r>
-        <w:t>Nota: realizar esta fórmula como texto.</w:t>
+        <w:t>Texto alternativo: Fracción uno sobre paréntesis uno más i elevado a la n.</w:t>
       </w:r>
     </w:p>
   </w:comment>
-  <w:comment w:id="9" w:author="LauraPGM" w:date="2025-07-07T15:12:00Z" w:initials="L">
+  <w:comment w:id="9" w:author="LauraPGM" w:date="2025-09-10T16:28:00Z" w:initials="L">
     <w:p>
       <w:pPr>
         <w:pStyle w:val="Textocomentario"/>
@@ -18911,13 +19294,7 @@
         <w:annotationRef/>
       </w:r>
       <w:r>
-        <w:t xml:space="preserve">Nota: realizar esta </w:t>
-      </w:r>
-      <w:r>
-        <w:t>fórmula</w:t>
-      </w:r>
-      <w:r>
-        <w:t xml:space="preserve"> como texto.</w:t>
+        <w:t>Texto alternativo: VAN igual a la sumatoria desde t igual cero hasta n de ingresos menos egresos, multiplicado por uno sobre uno más i elevado a la t.</w:t>
       </w:r>
     </w:p>
   </w:comment>
@@ -18933,13 +19310,7 @@
         <w:annotationRef/>
       </w:r>
       <w:r>
-        <w:t xml:space="preserve">Texto alternativo: Tabla de cálculo de VAN con flujos anuales y un resultado final positivo de </w:t>
-      </w:r>
-      <w:r>
-        <w:t>$</w:t>
-      </w:r>
-      <w:r>
-        <w:t>1.654,71indicando rentabilidad del proyecto.</w:t>
+        <w:t>Texto alternativo: Tabla de cálculo de VAN con flujos anuales y un resultado final positivo de $1.654,71indicando rentabilidad del proyecto.</w:t>
       </w:r>
     </w:p>
   </w:comment>
@@ -18975,7 +19346,7 @@
       </w:r>
     </w:p>
   </w:comment>
-  <w:comment w:id="14" w:author="LauraPGM" w:date="2025-07-02T21:57:00Z" w:initials="L">
+  <w:comment w:id="13" w:author="LauraPGM" w:date="2025-07-02T21:57:00Z" w:initials="L">
     <w:p>
       <w:pPr>
         <w:pStyle w:val="Textocomentario"/>
@@ -18991,7 +19362,7 @@
       </w:r>
     </w:p>
   </w:comment>
-  <w:comment w:id="15" w:author="LauraPGM" w:date="2025-07-07T16:18:00Z" w:initials="L">
+  <w:comment w:id="14" w:author="LauraPGM" w:date="2025-07-07T16:18:00Z" w:initials="L">
     <w:p>
       <w:pPr>
         <w:pStyle w:val="Textocomentario"/>
@@ -19031,7 +19402,7 @@
   <w15:commentEx w15:paraId="51ACA03C" w15:done="0"/>
   <w15:commentEx w15:paraId="5D40B4C7" w15:done="0"/>
   <w15:commentEx w15:paraId="118AFC92" w15:done="0"/>
-  <w15:commentEx w15:paraId="4C96DE48" w15:done="0"/>
+  <w15:commentEx w15:paraId="6F8F5723" w15:done="0"/>
   <w15:commentEx w15:paraId="6EBC9796" w15:done="0"/>
   <w15:commentEx w15:paraId="3A75370B" w15:done="0"/>
   <w15:commentEx w15:paraId="3FFFB2F2" w15:done="0"/>
@@ -25067,12 +25438,14 @@
 </file>
 
 <file path=customXml/item1.xml><?xml version="1.0" encoding="utf-8"?>
-<?mso-contentType ?>
-<FormTemplates xmlns="http://schemas.microsoft.com/sharepoint/v3/contenttype/forms">
-  <Display>DocumentLibraryForm</Display>
-  <Edit>DocumentLibraryForm</Edit>
-  <New>DocumentLibraryForm</New>
-</FormTemplates>
+<p:properties xmlns:p="http://schemas.microsoft.com/office/2006/metadata/properties" xmlns:xsi="http://www.w3.org/2001/XMLSchema-instance" xmlns:pc="http://schemas.microsoft.com/office/infopath/2007/PartnerControls">
+  <documentManagement>
+    <TaxCatchAll xmlns="285d351f-f218-493a-825f-85a9dfbde315" xsi:nil="true"/>
+    <lcf76f155ced4ddcb4097134ff3c332f xmlns="55abea07-cd72-4a95-add0-1082a24cf9e9">
+      <Terms xmlns="http://schemas.microsoft.com/office/infopath/2007/PartnerControls"/>
+    </lcf76f155ced4ddcb4097134ff3c332f>
+  </documentManagement>
+</p:properties>
 </file>
 
 <file path=customXml/item2.xml><?xml version="1.0" encoding="utf-8"?>
@@ -25082,41 +25455,35 @@
 </file>
 
 <file path=customXml/item3.xml><?xml version="1.0" encoding="utf-8"?>
-<p:properties xmlns:p="http://schemas.microsoft.com/office/2006/metadata/properties" xmlns:xsi="http://www.w3.org/2001/XMLSchema-instance" xmlns:pc="http://schemas.microsoft.com/office/infopath/2007/PartnerControls">
-  <documentManagement>
-    <TaxCatchAll xmlns="cb45339b-ced9-4d0d-8f64-77573914d53b" xsi:nil="true"/>
-    <lcf76f155ced4ddcb4097134ff3c332f xmlns="43a3ca16-9c26-4813-b83f-4aec9927b43f">
-      <Terms xmlns="http://schemas.microsoft.com/office/infopath/2007/PartnerControls"/>
-    </lcf76f155ced4ddcb4097134ff3c332f>
-  </documentManagement>
-</p:properties>
+<?mso-contentType ?>
+<FormTemplates xmlns="http://schemas.microsoft.com/sharepoint/v3/contenttype/forms">
+  <Display>DocumentLibraryForm</Display>
+  <Edit>DocumentLibraryForm</Edit>
+  <New>DocumentLibraryForm</New>
+</FormTemplates>
 </file>
 
 <file path=customXml/item4.xml><?xml version="1.0" encoding="utf-8"?>
-<ct:contentTypeSchema xmlns:ct="http://schemas.microsoft.com/office/2006/metadata/contentType" xmlns:ma="http://schemas.microsoft.com/office/2006/metadata/properties/metaAttributes" ct:_="" ma:_="" ma:contentTypeName="Documento" ma:contentTypeID="0x01010049282E1EDBE9234EA9E6D38F720E265F" ma:contentTypeVersion="15" ma:contentTypeDescription="Crear nuevo documento." ma:contentTypeScope="" ma:versionID="b31c7aa9eaf043a08b87120b3c4916e3">
-  <xsd:schema xmlns:xsd="http://www.w3.org/2001/XMLSchema" xmlns:xs="http://www.w3.org/2001/XMLSchema" xmlns:p="http://schemas.microsoft.com/office/2006/metadata/properties" xmlns:ns2="cb45339b-ced9-4d0d-8f64-77573914d53b" xmlns:ns3="43a3ca16-9c26-4813-b83f-4aec9927b43f" targetNamespace="http://schemas.microsoft.com/office/2006/metadata/properties" ma:root="true" ma:fieldsID="3533d065b04d75c457075bc55f1f5315" ns2:_="" ns3:_="">
-    <xsd:import namespace="cb45339b-ced9-4d0d-8f64-77573914d53b"/>
-    <xsd:import namespace="43a3ca16-9c26-4813-b83f-4aec9927b43f"/>
+<ct:contentTypeSchema xmlns:ct="http://schemas.microsoft.com/office/2006/metadata/contentType" xmlns:ma="http://schemas.microsoft.com/office/2006/metadata/properties/metaAttributes" ct:_="" ma:_="" ma:contentTypeName="Documento" ma:contentTypeID="0x0101005D7421CBAB376F47AC1876466873BE0C" ma:contentTypeVersion="11" ma:contentTypeDescription="Crear nuevo documento." ma:contentTypeScope="" ma:versionID="2b4f891a1a5ad88e3e621500c8553ae4">
+  <xsd:schema xmlns:xsd="http://www.w3.org/2001/XMLSchema" xmlns:xs="http://www.w3.org/2001/XMLSchema" xmlns:p="http://schemas.microsoft.com/office/2006/metadata/properties" xmlns:ns2="55abea07-cd72-4a95-add0-1082a24cf9e9" xmlns:ns3="285d351f-f218-493a-825f-85a9dfbde315" targetNamespace="http://schemas.microsoft.com/office/2006/metadata/properties" ma:root="true" ma:fieldsID="4883b2e7c543eac85f1b7e21127c6f20" ns2:_="" ns3:_="">
+    <xsd:import namespace="55abea07-cd72-4a95-add0-1082a24cf9e9"/>
+    <xsd:import namespace="285d351f-f218-493a-825f-85a9dfbde315"/>
     <xsd:element name="properties">
       <xsd:complexType>
         <xsd:sequence>
           <xsd:element name="documentManagement">
             <xsd:complexType>
               <xsd:all>
-                <xsd:element ref="ns2:SharedWithUsers" minOccurs="0"/>
-                <xsd:element ref="ns2:SharedWithDetails" minOccurs="0"/>
-                <xsd:element ref="ns3:MediaServiceMetadata" minOccurs="0"/>
-                <xsd:element ref="ns3:MediaServiceFastMetadata" minOccurs="0"/>
-                <xsd:element ref="ns3:MediaServiceDateTaken" minOccurs="0"/>
-                <xsd:element ref="ns3:MediaServiceObjectDetectorVersions" minOccurs="0"/>
-                <xsd:element ref="ns3:MediaLengthInSeconds" minOccurs="0"/>
-                <xsd:element ref="ns3:MediaServiceLocation" minOccurs="0"/>
-                <xsd:element ref="ns3:MediaServiceGenerationTime" minOccurs="0"/>
-                <xsd:element ref="ns3:MediaServiceEventHashCode" minOccurs="0"/>
-                <xsd:element ref="ns3:lcf76f155ced4ddcb4097134ff3c332f" minOccurs="0"/>
-                <xsd:element ref="ns2:TaxCatchAll" minOccurs="0"/>
-                <xsd:element ref="ns3:MediaServiceOCR" minOccurs="0"/>
-                <xsd:element ref="ns3:MediaServiceSearchProperties" minOccurs="0"/>
+                <xsd:element ref="ns2:MediaServiceMetadata" minOccurs="0"/>
+                <xsd:element ref="ns2:MediaServiceFastMetadata" minOccurs="0"/>
+                <xsd:element ref="ns2:MediaServiceSearchProperties" minOccurs="0"/>
+                <xsd:element ref="ns2:MediaServiceDateTaken" minOccurs="0"/>
+                <xsd:element ref="ns2:lcf76f155ced4ddcb4097134ff3c332f" minOccurs="0"/>
+                <xsd:element ref="ns3:TaxCatchAll" minOccurs="0"/>
+                <xsd:element ref="ns2:MediaServiceOCR" minOccurs="0"/>
+                <xsd:element ref="ns2:MediaServiceGenerationTime" minOccurs="0"/>
+                <xsd:element ref="ns2:MediaServiceEventHashCode" minOccurs="0"/>
+                <xsd:element ref="ns2:MediaLengthInSeconds" minOccurs="0"/>
               </xsd:all>
             </xsd:complexType>
           </xsd:element>
@@ -25124,78 +25491,41 @@
       </xsd:complexType>
     </xsd:element>
   </xsd:schema>
-  <xsd:schema xmlns:xsd="http://www.w3.org/2001/XMLSchema" xmlns:xs="http://www.w3.org/2001/XMLSchema" xmlns:dms="http://schemas.microsoft.com/office/2006/documentManagement/types" xmlns:pc="http://schemas.microsoft.com/office/infopath/2007/PartnerControls" targetNamespace="cb45339b-ced9-4d0d-8f64-77573914d53b" elementFormDefault="qualified">
+  <xsd:schema xmlns:xsd="http://www.w3.org/2001/XMLSchema" xmlns:xs="http://www.w3.org/2001/XMLSchema" xmlns:dms="http://schemas.microsoft.com/office/2006/documentManagement/types" xmlns:pc="http://schemas.microsoft.com/office/infopath/2007/PartnerControls" targetNamespace="55abea07-cd72-4a95-add0-1082a24cf9e9" elementFormDefault="qualified">
     <xsd:import namespace="http://schemas.microsoft.com/office/2006/documentManagement/types"/>
     <xsd:import namespace="http://schemas.microsoft.com/office/infopath/2007/PartnerControls"/>
-    <xsd:element name="SharedWithUsers" ma:index="8" nillable="true" ma:displayName="Compartido con" ma:internalName="SharedWithUsers" ma:readOnly="true">
+    <xsd:element name="MediaServiceMetadata" ma:index="8" nillable="true" ma:displayName="MediaServiceMetadata" ma:hidden="true" ma:internalName="MediaServiceMetadata" ma:readOnly="true">
+      <xsd:simpleType>
+        <xsd:restriction base="dms:Note"/>
+      </xsd:simpleType>
+    </xsd:element>
+    <xsd:element name="MediaServiceFastMetadata" ma:index="9" nillable="true" ma:displayName="MediaServiceFastMetadata" ma:hidden="true" ma:internalName="MediaServiceFastMetadata" ma:readOnly="true">
+      <xsd:simpleType>
+        <xsd:restriction base="dms:Note"/>
+      </xsd:simpleType>
+    </xsd:element>
+    <xsd:element name="MediaServiceSearchProperties" ma:index="10" nillable="true" ma:displayName="MediaServiceSearchProperties" ma:hidden="true" ma:internalName="MediaServiceSearchProperties" ma:readOnly="true">
+      <xsd:simpleType>
+        <xsd:restriction base="dms:Note"/>
+      </xsd:simpleType>
+    </xsd:element>
+    <xsd:element name="MediaServiceDateTaken" ma:index="11" nillable="true" ma:displayName="MediaServiceDateTaken" ma:hidden="true" ma:indexed="true" ma:internalName="MediaServiceDateTaken" ma:readOnly="true">
+      <xsd:simpleType>
+        <xsd:restriction base="dms:Text"/>
+      </xsd:simpleType>
+    </xsd:element>
+    <xsd:element name="lcf76f155ced4ddcb4097134ff3c332f" ma:index="13" nillable="true" ma:taxonomy="true" ma:internalName="lcf76f155ced4ddcb4097134ff3c332f" ma:taxonomyFieldName="MediaServiceImageTags" ma:displayName="Etiquetas de imagen" ma:readOnly="false" ma:fieldId="{5cf76f15-5ced-4ddc-b409-7134ff3c332f}" ma:taxonomyMulti="true" ma:sspId="d33c8c81-5745-4931-bcc4-c2aeafe86780" ma:termSetId="09814cd3-568e-fe90-9814-8d621ff8fb84" ma:anchorId="fba54fb3-c3e1-fe81-a776-ca4b69148c4d" ma:open="true" ma:isKeyword="false">
       <xsd:complexType>
-        <xsd:complexContent>
-          <xsd:extension base="dms:UserMulti">
-            <xsd:sequence>
-              <xsd:element name="UserInfo" minOccurs="0" maxOccurs="unbounded">
-                <xsd:complexType>
-                  <xsd:sequence>
-                    <xsd:element name="DisplayName" type="xsd:string" minOccurs="0"/>
-                    <xsd:element name="AccountId" type="dms:UserId" minOccurs="0" nillable="true"/>
-                    <xsd:element name="AccountType" type="xsd:string" minOccurs="0"/>
-                  </xsd:sequence>
-                </xsd:complexType>
-              </xsd:element>
-            </xsd:sequence>
-          </xsd:extension>
-        </xsd:complexContent>
+        <xsd:sequence>
+          <xsd:element ref="pc:Terms" minOccurs="0" maxOccurs="1"/>
+        </xsd:sequence>
       </xsd:complexType>
     </xsd:element>
-    <xsd:element name="SharedWithDetails" ma:index="9" nillable="true" ma:displayName="Detalles de uso compartido" ma:internalName="SharedWithDetails" ma:readOnly="true">
+    <xsd:element name="MediaServiceOCR" ma:index="15" nillable="true" ma:displayName="Extracted Text" ma:internalName="MediaServiceOCR" ma:readOnly="true">
       <xsd:simpleType>
         <xsd:restriction base="dms:Note">
           <xsd:maxLength value="255"/>
         </xsd:restriction>
-      </xsd:simpleType>
-    </xsd:element>
-    <xsd:element name="TaxCatchAll" ma:index="20" nillable="true" ma:displayName="Taxonomy Catch All Column" ma:hidden="true" ma:list="{2f40a149-578b-41a1-8845-c88bc1831770}" ma:internalName="TaxCatchAll" ma:showField="CatchAllData" ma:web="cb45339b-ced9-4d0d-8f64-77573914d53b">
-      <xsd:complexType>
-        <xsd:complexContent>
-          <xsd:extension base="dms:MultiChoiceLookup">
-            <xsd:sequence>
-              <xsd:element name="Value" type="dms:Lookup" maxOccurs="unbounded" minOccurs="0" nillable="true"/>
-            </xsd:sequence>
-          </xsd:extension>
-        </xsd:complexContent>
-      </xsd:complexType>
-    </xsd:element>
-  </xsd:schema>
-  <xsd:schema xmlns:xsd="http://www.w3.org/2001/XMLSchema" xmlns:xs="http://www.w3.org/2001/XMLSchema" xmlns:dms="http://schemas.microsoft.com/office/2006/documentManagement/types" xmlns:pc="http://schemas.microsoft.com/office/infopath/2007/PartnerControls" targetNamespace="43a3ca16-9c26-4813-b83f-4aec9927b43f" elementFormDefault="qualified">
-    <xsd:import namespace="http://schemas.microsoft.com/office/2006/documentManagement/types"/>
-    <xsd:import namespace="http://schemas.microsoft.com/office/infopath/2007/PartnerControls"/>
-    <xsd:element name="MediaServiceMetadata" ma:index="10" nillable="true" ma:displayName="MediaServiceMetadata" ma:hidden="true" ma:internalName="MediaServiceMetadata" ma:readOnly="true">
-      <xsd:simpleType>
-        <xsd:restriction base="dms:Note"/>
-      </xsd:simpleType>
-    </xsd:element>
-    <xsd:element name="MediaServiceFastMetadata" ma:index="11" nillable="true" ma:displayName="MediaServiceFastMetadata" ma:hidden="true" ma:internalName="MediaServiceFastMetadata" ma:readOnly="true">
-      <xsd:simpleType>
-        <xsd:restriction base="dms:Note"/>
-      </xsd:simpleType>
-    </xsd:element>
-    <xsd:element name="MediaServiceDateTaken" ma:index="12" nillable="true" ma:displayName="MediaServiceDateTaken" ma:hidden="true" ma:indexed="true" ma:internalName="MediaServiceDateTaken" ma:readOnly="true">
-      <xsd:simpleType>
-        <xsd:restriction base="dms:Text"/>
-      </xsd:simpleType>
-    </xsd:element>
-    <xsd:element name="MediaServiceObjectDetectorVersions" ma:index="13" nillable="true" ma:displayName="MediaServiceObjectDetectorVersions" ma:hidden="true" ma:indexed="true" ma:internalName="MediaServiceObjectDetectorVersions" ma:readOnly="true">
-      <xsd:simpleType>
-        <xsd:restriction base="dms:Text"/>
-      </xsd:simpleType>
-    </xsd:element>
-    <xsd:element name="MediaLengthInSeconds" ma:index="14" nillable="true" ma:displayName="MediaLengthInSeconds" ma:hidden="true" ma:internalName="MediaLengthInSeconds" ma:readOnly="true">
-      <xsd:simpleType>
-        <xsd:restriction base="dms:Unknown"/>
-      </xsd:simpleType>
-    </xsd:element>
-    <xsd:element name="MediaServiceLocation" ma:index="15" nillable="true" ma:displayName="Location" ma:indexed="true" ma:internalName="MediaServiceLocation" ma:readOnly="true">
-      <xsd:simpleType>
-        <xsd:restriction base="dms:Text"/>
       </xsd:simpleType>
     </xsd:element>
     <xsd:element name="MediaServiceGenerationTime" ma:index="16" nillable="true" ma:displayName="MediaServiceGenerationTime" ma:hidden="true" ma:internalName="MediaServiceGenerationTime" ma:readOnly="true">
@@ -25208,24 +25538,25 @@
         <xsd:restriction base="dms:Text"/>
       </xsd:simpleType>
     </xsd:element>
-    <xsd:element name="lcf76f155ced4ddcb4097134ff3c332f" ma:index="19" nillable="true" ma:taxonomy="true" ma:internalName="lcf76f155ced4ddcb4097134ff3c332f" ma:taxonomyFieldName="MediaServiceImageTags" ma:displayName="Etiquetas de imagen" ma:readOnly="false" ma:fieldId="{5cf76f15-5ced-4ddc-b409-7134ff3c332f}" ma:taxonomyMulti="true" ma:sspId="d33c8c81-5745-4931-bcc4-c2aeafe86780" ma:termSetId="09814cd3-568e-fe90-9814-8d621ff8fb84" ma:anchorId="fba54fb3-c3e1-fe81-a776-ca4b69148c4d" ma:open="true" ma:isKeyword="false">
-      <xsd:complexType>
-        <xsd:sequence>
-          <xsd:element ref="pc:Terms" minOccurs="0" maxOccurs="1"/>
-        </xsd:sequence>
-      </xsd:complexType>
-    </xsd:element>
-    <xsd:element name="MediaServiceOCR" ma:index="21" nillable="true" ma:displayName="Extracted Text" ma:internalName="MediaServiceOCR" ma:readOnly="true">
+    <xsd:element name="MediaLengthInSeconds" ma:index="18" nillable="true" ma:displayName="MediaLengthInSeconds" ma:hidden="true" ma:internalName="MediaLengthInSeconds" ma:readOnly="true">
       <xsd:simpleType>
-        <xsd:restriction base="dms:Note">
-          <xsd:maxLength value="255"/>
-        </xsd:restriction>
+        <xsd:restriction base="dms:Unknown"/>
       </xsd:simpleType>
     </xsd:element>
-    <xsd:element name="MediaServiceSearchProperties" ma:index="22" nillable="true" ma:displayName="MediaServiceSearchProperties" ma:hidden="true" ma:internalName="MediaServiceSearchProperties" ma:readOnly="true">
-      <xsd:simpleType>
-        <xsd:restriction base="dms:Note"/>
-      </xsd:simpleType>
+  </xsd:schema>
+  <xsd:schema xmlns:xsd="http://www.w3.org/2001/XMLSchema" xmlns:xs="http://www.w3.org/2001/XMLSchema" xmlns:dms="http://schemas.microsoft.com/office/2006/documentManagement/types" xmlns:pc="http://schemas.microsoft.com/office/infopath/2007/PartnerControls" targetNamespace="285d351f-f218-493a-825f-85a9dfbde315" elementFormDefault="qualified">
+    <xsd:import namespace="http://schemas.microsoft.com/office/2006/documentManagement/types"/>
+    <xsd:import namespace="http://schemas.microsoft.com/office/infopath/2007/PartnerControls"/>
+    <xsd:element name="TaxCatchAll" ma:index="14" nillable="true" ma:displayName="Taxonomy Catch All Column" ma:hidden="true" ma:list="{5d57ac59-ec13-4ab6-8bf8-a162ea89df9b}" ma:internalName="TaxCatchAll" ma:showField="CatchAllData" ma:web="285d351f-f218-493a-825f-85a9dfbde315">
+      <xsd:complexType>
+        <xsd:complexContent>
+          <xsd:extension base="dms:MultiChoiceLookup">
+            <xsd:sequence>
+              <xsd:element name="Value" type="dms:Lookup" maxOccurs="unbounded" minOccurs="0" nillable="true"/>
+            </xsd:sequence>
+          </xsd:extension>
+        </xsd:complexContent>
+      </xsd:complexType>
     </xsd:element>
   </xsd:schema>
   <xsd:schema xmlns="http://schemas.openxmlformats.org/package/2006/metadata/core-properties" xmlns:xsd="http://www.w3.org/2001/XMLSchema" xmlns:xsi="http://www.w3.org/2001/XMLSchema-instance" xmlns:dc="http://purl.org/dc/elements/1.1/" xmlns:dcterms="http://purl.org/dc/terms/" xmlns:odoc="http://schemas.microsoft.com/internal/obd" targetNamespace="http://schemas.openxmlformats.org/package/2006/metadata/core-properties" elementFormDefault="qualified" attributeFormDefault="unqualified" blockDefault="#all">
@@ -25332,9 +25663,12 @@
 </file>
 
 <file path=customXml/itemProps1.xml><?xml version="1.0" encoding="utf-8"?>
-<ds:datastoreItem xmlns:ds="http://schemas.openxmlformats.org/officeDocument/2006/customXml" ds:itemID="{83102ECF-E44F-4F73-A78F-FE313D1BFB9A}">
+<ds:datastoreItem xmlns:ds="http://schemas.openxmlformats.org/officeDocument/2006/customXml" ds:itemID="{9D9B1A75-0210-4935-8179-95DF20A26AD1}">
   <ds:schemaRefs>
-    <ds:schemaRef ds:uri="http://schemas.microsoft.com/sharepoint/v3/contenttype/forms"/>
+    <ds:schemaRef ds:uri="http://schemas.microsoft.com/office/2006/metadata/properties"/>
+    <ds:schemaRef ds:uri="http://schemas.microsoft.com/office/infopath/2007/PartnerControls"/>
+    <ds:schemaRef ds:uri="1d52d4bc-3f95-4709-b359-1b96840d7671"/>
+    <ds:schemaRef ds:uri="8d1bea48-6525-4b05-8cf5-c6ad0dd5b02f"/>
   </ds:schemaRefs>
 </ds:datastoreItem>
 </file>
@@ -25349,22 +25683,19 @@
 </file>
 
 <file path=customXml/itemProps3.xml><?xml version="1.0" encoding="utf-8"?>
-<ds:datastoreItem xmlns:ds="http://schemas.openxmlformats.org/officeDocument/2006/customXml" ds:itemID="{9D9B1A75-0210-4935-8179-95DF20A26AD1}">
+<ds:datastoreItem xmlns:ds="http://schemas.openxmlformats.org/officeDocument/2006/customXml" ds:itemID="{83102ECF-E44F-4F73-A78F-FE313D1BFB9A}">
   <ds:schemaRefs>
-    <ds:schemaRef ds:uri="http://schemas.microsoft.com/office/2006/metadata/properties"/>
-    <ds:schemaRef ds:uri="http://schemas.microsoft.com/office/infopath/2007/PartnerControls"/>
-    <ds:schemaRef ds:uri="1d52d4bc-3f95-4709-b359-1b96840d7671"/>
-    <ds:schemaRef ds:uri="8d1bea48-6525-4b05-8cf5-c6ad0dd5b02f"/>
+    <ds:schemaRef ds:uri="http://schemas.microsoft.com/sharepoint/v3/contenttype/forms"/>
   </ds:schemaRefs>
 </ds:datastoreItem>
 </file>
 
 <file path=customXml/itemProps4.xml><?xml version="1.0" encoding="utf-8"?>
-<ds:datastoreItem xmlns:ds="http://schemas.openxmlformats.org/officeDocument/2006/customXml" ds:itemID="{23A70652-28B5-46E1-9DAA-A4A40FD272B9}"/>
+<ds:datastoreItem xmlns:ds="http://schemas.openxmlformats.org/officeDocument/2006/customXml" ds:itemID="{512E20DC-A1CD-4FC2-84A5-BDE5E017CE91}"/>
 </file>
 
 <file path=customXml/itemProps5.xml><?xml version="1.0" encoding="utf-8"?>
-<ds:datastoreItem xmlns:ds="http://schemas.openxmlformats.org/officeDocument/2006/customXml" ds:itemID="{1E44916D-036C-4A24-A887-9F74FA44AD67}">
+<ds:datastoreItem xmlns:ds="http://schemas.openxmlformats.org/officeDocument/2006/customXml" ds:itemID="{0A9D6C60-4170-4AC3-935A-CA269C1E0DB0}">
   <ds:schemaRefs>
     <ds:schemaRef ds:uri="http://schemas.openxmlformats.org/officeDocument/2006/bibliography"/>
   </ds:schemaRefs>
